--- a/docs/tables/auc3/sec8_lm_d365_surv.docx
+++ b/docs/tables/auc3/sec8_lm_d365_surv.docx
@@ -20,7 +20,7 @@
         <w:gridCol w:w="2624"/>
         <w:gridCol w:w="655"/>
         <w:gridCol w:w="912"/>
-        <w:gridCol w:w="1536"/>
+        <w:gridCol w:w="1463"/>
         <w:gridCol w:w="1181"/>
         <w:gridCol w:w="655"/>
         <w:gridCol w:w="912"/>
@@ -2043,113 +2043,113 @@
                 <w:szCs w:val="22"/>
                 <w:color w:val="000000"/>
               </w:rPr>
-              <w:t xml:space="preserve">-3.3</w:t>
-            </w:r>
-          </w:p>
-        </w:tc>
-        <w:tc>
-          <w:tcPr>
-            <w:tcBorders>
-              <w:bottom w:val="none" w:sz="0" w:space="0" w:color="000000"/>
-              <w:top w:val="none" w:sz="0" w:space="0" w:color="000000"/>
-              <w:left w:val="none" w:sz="0" w:space="0" w:color="000000"/>
-              <w:right w:val="none" w:sz="0" w:space="0" w:color="000000"/>
-            </w:tcBorders>
-            <w:shd w:val="clear" w:color="auto" w:fill="FFFFFF"/>
-            <w:tcMar>
-              <w:top w:w="0" w:type="dxa"/>
-              <w:bottom w:w="0" w:type="dxa"/>
-              <w:left w:w="0" w:type="dxa"/>
-              <w:right w:w="0" w:type="dxa"/>
-            </w:tcMar>
-            <w:vAlign w:val="top"/>
-          </w:tcPr>
-          <w:p>
-            <w:pPr>
-              <w:pStyle w:val="Normal"/>
-              <w:jc w:val="center"/>
-              <w:pBdr>
-                <w:bottom w:val="none" w:sz="0" w:space="0" w:color="000000"/>
-                <w:top w:val="none" w:sz="0" w:space="0" w:color="000000"/>
-                <w:left w:val="none" w:sz="0" w:space="0" w:color="000000"/>
-                <w:right w:val="none" w:sz="0" w:space="0" w:color="000000"/>
-              </w:pBdr>
-              <w:spacing w:after="100" w:before="100" w:line="240"/>
-              <w:ind w:left="100" w:right="100" w:firstLine="0" w:firstLineChars="0"/>
-              <w:rPr>
-                <w:rFonts w:ascii="Helvetica" w:hAnsi="Helvetica" w:eastAsia="Helvetica" w:cs="Helvetica"/>
-                <w:i w:val="false"/>
-                <w:b w:val="false"/>
-                <w:u w:val="none"/>
-                <w:sz w:val="22"/>
-                <w:szCs w:val="22"/>
-                <w:color w:val="000000"/>
-              </w:rPr>
-            </w:pPr>
-            <w:r>
-              <w:rPr>
-                <w:rFonts w:ascii="Helvetica" w:hAnsi="Helvetica" w:eastAsia="Helvetica" w:cs="Helvetica"/>
-                <w:i w:val="false"/>
-                <w:b w:val="false"/>
-                <w:u w:val="none"/>
-                <w:sz w:val="22"/>
-                <w:szCs w:val="22"/>
-                <w:color w:val="000000"/>
-              </w:rPr>
-              <w:t xml:space="preserve">-10, 3.8</w:t>
-            </w:r>
-          </w:p>
-        </w:tc>
-        <w:tc>
-          <w:tcPr>
-            <w:tcBorders>
-              <w:bottom w:val="none" w:sz="0" w:space="0" w:color="000000"/>
-              <w:top w:val="none" w:sz="0" w:space="0" w:color="000000"/>
-              <w:left w:val="none" w:sz="0" w:space="0" w:color="000000"/>
-              <w:right w:val="none" w:sz="0" w:space="0" w:color="000000"/>
-            </w:tcBorders>
-            <w:shd w:val="clear" w:color="auto" w:fill="FFFFFF"/>
-            <w:tcMar>
-              <w:top w:w="0" w:type="dxa"/>
-              <w:bottom w:w="0" w:type="dxa"/>
-              <w:left w:w="0" w:type="dxa"/>
-              <w:right w:w="0" w:type="dxa"/>
-            </w:tcMar>
-            <w:vAlign w:val="top"/>
-          </w:tcPr>
-          <w:p>
-            <w:pPr>
-              <w:pStyle w:val="Normal"/>
-              <w:jc w:val="center"/>
-              <w:pBdr>
-                <w:bottom w:val="none" w:sz="0" w:space="0" w:color="000000"/>
-                <w:top w:val="none" w:sz="0" w:space="0" w:color="000000"/>
-                <w:left w:val="none" w:sz="0" w:space="0" w:color="000000"/>
-                <w:right w:val="none" w:sz="0" w:space="0" w:color="000000"/>
-              </w:pBdr>
-              <w:spacing w:after="100" w:before="100" w:line="240"/>
-              <w:ind w:left="100" w:right="100" w:firstLine="0" w:firstLineChars="0"/>
-              <w:rPr>
-                <w:rFonts w:ascii="Helvetica" w:hAnsi="Helvetica" w:eastAsia="Helvetica" w:cs="Helvetica"/>
-                <w:i w:val="false"/>
-                <w:b w:val="false"/>
-                <w:u w:val="none"/>
-                <w:sz w:val="22"/>
-                <w:szCs w:val="22"/>
-                <w:color w:val="000000"/>
-              </w:rPr>
-            </w:pPr>
-            <w:r>
-              <w:rPr>
-                <w:rFonts w:ascii="Helvetica" w:hAnsi="Helvetica" w:eastAsia="Helvetica" w:cs="Helvetica"/>
-                <w:i w:val="false"/>
-                <w:b w:val="false"/>
-                <w:u w:val="none"/>
-                <w:sz w:val="22"/>
-                <w:szCs w:val="22"/>
-                <w:color w:val="000000"/>
-              </w:rPr>
-              <w:t xml:space="preserve">0.354</w:t>
+              <w:t xml:space="preserve">-6.5</w:t>
+            </w:r>
+          </w:p>
+        </w:tc>
+        <w:tc>
+          <w:tcPr>
+            <w:tcBorders>
+              <w:bottom w:val="none" w:sz="0" w:space="0" w:color="000000"/>
+              <w:top w:val="none" w:sz="0" w:space="0" w:color="000000"/>
+              <w:left w:val="none" w:sz="0" w:space="0" w:color="000000"/>
+              <w:right w:val="none" w:sz="0" w:space="0" w:color="000000"/>
+            </w:tcBorders>
+            <w:shd w:val="clear" w:color="auto" w:fill="FFFFFF"/>
+            <w:tcMar>
+              <w:top w:w="0" w:type="dxa"/>
+              <w:bottom w:w="0" w:type="dxa"/>
+              <w:left w:w="0" w:type="dxa"/>
+              <w:right w:w="0" w:type="dxa"/>
+            </w:tcMar>
+            <w:vAlign w:val="top"/>
+          </w:tcPr>
+          <w:p>
+            <w:pPr>
+              <w:pStyle w:val="Normal"/>
+              <w:jc w:val="center"/>
+              <w:pBdr>
+                <w:bottom w:val="none" w:sz="0" w:space="0" w:color="000000"/>
+                <w:top w:val="none" w:sz="0" w:space="0" w:color="000000"/>
+                <w:left w:val="none" w:sz="0" w:space="0" w:color="000000"/>
+                <w:right w:val="none" w:sz="0" w:space="0" w:color="000000"/>
+              </w:pBdr>
+              <w:spacing w:after="100" w:before="100" w:line="240"/>
+              <w:ind w:left="100" w:right="100" w:firstLine="0" w:firstLineChars="0"/>
+              <w:rPr>
+                <w:rFonts w:ascii="Helvetica" w:hAnsi="Helvetica" w:eastAsia="Helvetica" w:cs="Helvetica"/>
+                <w:i w:val="false"/>
+                <w:b w:val="false"/>
+                <w:u w:val="none"/>
+                <w:sz w:val="22"/>
+                <w:szCs w:val="22"/>
+                <w:color w:val="000000"/>
+              </w:rPr>
+            </w:pPr>
+            <w:r>
+              <w:rPr>
+                <w:rFonts w:ascii="Helvetica" w:hAnsi="Helvetica" w:eastAsia="Helvetica" w:cs="Helvetica"/>
+                <w:i w:val="false"/>
+                <w:b w:val="false"/>
+                <w:u w:val="none"/>
+                <w:sz w:val="22"/>
+                <w:szCs w:val="22"/>
+                <w:color w:val="000000"/>
+              </w:rPr>
+              <w:t xml:space="preserve">-13, 0.43</w:t>
+            </w:r>
+          </w:p>
+        </w:tc>
+        <w:tc>
+          <w:tcPr>
+            <w:tcBorders>
+              <w:bottom w:val="none" w:sz="0" w:space="0" w:color="000000"/>
+              <w:top w:val="none" w:sz="0" w:space="0" w:color="000000"/>
+              <w:left w:val="none" w:sz="0" w:space="0" w:color="000000"/>
+              <w:right w:val="none" w:sz="0" w:space="0" w:color="000000"/>
+            </w:tcBorders>
+            <w:shd w:val="clear" w:color="auto" w:fill="FFFFFF"/>
+            <w:tcMar>
+              <w:top w:w="0" w:type="dxa"/>
+              <w:bottom w:w="0" w:type="dxa"/>
+              <w:left w:w="0" w:type="dxa"/>
+              <w:right w:w="0" w:type="dxa"/>
+            </w:tcMar>
+            <w:vAlign w:val="top"/>
+          </w:tcPr>
+          <w:p>
+            <w:pPr>
+              <w:pStyle w:val="Normal"/>
+              <w:jc w:val="center"/>
+              <w:pBdr>
+                <w:bottom w:val="none" w:sz="0" w:space="0" w:color="000000"/>
+                <w:top w:val="none" w:sz="0" w:space="0" w:color="000000"/>
+                <w:left w:val="none" w:sz="0" w:space="0" w:color="000000"/>
+                <w:right w:val="none" w:sz="0" w:space="0" w:color="000000"/>
+              </w:pBdr>
+              <w:spacing w:after="100" w:before="100" w:line="240"/>
+              <w:ind w:left="100" w:right="100" w:firstLine="0" w:firstLineChars="0"/>
+              <w:rPr>
+                <w:rFonts w:ascii="Helvetica" w:hAnsi="Helvetica" w:eastAsia="Helvetica" w:cs="Helvetica"/>
+                <w:i w:val="false"/>
+                <w:b w:val="false"/>
+                <w:u w:val="none"/>
+                <w:sz w:val="22"/>
+                <w:szCs w:val="22"/>
+                <w:color w:val="000000"/>
+              </w:rPr>
+            </w:pPr>
+            <w:r>
+              <w:rPr>
+                <w:rFonts w:ascii="Helvetica" w:hAnsi="Helvetica" w:eastAsia="Helvetica" w:cs="Helvetica"/>
+                <w:i w:val="false"/>
+                <w:b w:val="false"/>
+                <w:u w:val="none"/>
+                <w:sz w:val="22"/>
+                <w:szCs w:val="22"/>
+                <w:color w:val="000000"/>
+              </w:rPr>
+              <w:t xml:space="preserve">0.066</w:t>
             </w:r>
           </w:p>
         </w:tc>
@@ -2526,113 +2526,113 @@
                 <w:szCs w:val="22"/>
                 <w:color w:val="000000"/>
               </w:rPr>
-              <w:t xml:space="preserve">-0.20</w:t>
-            </w:r>
-          </w:p>
-        </w:tc>
-        <w:tc>
-          <w:tcPr>
-            <w:tcBorders>
-              <w:bottom w:val="none" w:sz="0" w:space="0" w:color="000000"/>
-              <w:top w:val="none" w:sz="0" w:space="0" w:color="000000"/>
-              <w:left w:val="none" w:sz="0" w:space="0" w:color="000000"/>
-              <w:right w:val="none" w:sz="0" w:space="0" w:color="000000"/>
-            </w:tcBorders>
-            <w:shd w:val="clear" w:color="auto" w:fill="FFFFFF"/>
-            <w:tcMar>
-              <w:top w:w="0" w:type="dxa"/>
-              <w:bottom w:w="0" w:type="dxa"/>
-              <w:left w:w="0" w:type="dxa"/>
-              <w:right w:w="0" w:type="dxa"/>
-            </w:tcMar>
-            <w:vAlign w:val="top"/>
-          </w:tcPr>
-          <w:p>
-            <w:pPr>
-              <w:pStyle w:val="Normal"/>
-              <w:jc w:val="center"/>
-              <w:pBdr>
-                <w:bottom w:val="none" w:sz="0" w:space="0" w:color="000000"/>
-                <w:top w:val="none" w:sz="0" w:space="0" w:color="000000"/>
-                <w:left w:val="none" w:sz="0" w:space="0" w:color="000000"/>
-                <w:right w:val="none" w:sz="0" w:space="0" w:color="000000"/>
-              </w:pBdr>
-              <w:spacing w:after="100" w:before="100" w:line="240"/>
-              <w:ind w:left="100" w:right="100" w:firstLine="0" w:firstLineChars="0"/>
-              <w:rPr>
-                <w:rFonts w:ascii="Helvetica" w:hAnsi="Helvetica" w:eastAsia="Helvetica" w:cs="Helvetica"/>
-                <w:i w:val="false"/>
-                <w:b w:val="false"/>
-                <w:u w:val="none"/>
-                <w:sz w:val="22"/>
-                <w:szCs w:val="22"/>
-                <w:color w:val="000000"/>
-              </w:rPr>
-            </w:pPr>
-            <w:r>
-              <w:rPr>
-                <w:rFonts w:ascii="Helvetica" w:hAnsi="Helvetica" w:eastAsia="Helvetica" w:cs="Helvetica"/>
-                <w:i w:val="false"/>
-                <w:b w:val="false"/>
-                <w:u w:val="none"/>
-                <w:sz w:val="22"/>
-                <w:szCs w:val="22"/>
-                <w:color w:val="000000"/>
-              </w:rPr>
-              <w:t xml:space="preserve">-0.58, 0.18</w:t>
-            </w:r>
-          </w:p>
-        </w:tc>
-        <w:tc>
-          <w:tcPr>
-            <w:tcBorders>
-              <w:bottom w:val="none" w:sz="0" w:space="0" w:color="000000"/>
-              <w:top w:val="none" w:sz="0" w:space="0" w:color="000000"/>
-              <w:left w:val="none" w:sz="0" w:space="0" w:color="000000"/>
-              <w:right w:val="none" w:sz="0" w:space="0" w:color="000000"/>
-            </w:tcBorders>
-            <w:shd w:val="clear" w:color="auto" w:fill="FFFFFF"/>
-            <w:tcMar>
-              <w:top w:w="0" w:type="dxa"/>
-              <w:bottom w:w="0" w:type="dxa"/>
-              <w:left w:w="0" w:type="dxa"/>
-              <w:right w:w="0" w:type="dxa"/>
-            </w:tcMar>
-            <w:vAlign w:val="top"/>
-          </w:tcPr>
-          <w:p>
-            <w:pPr>
-              <w:pStyle w:val="Normal"/>
-              <w:jc w:val="center"/>
-              <w:pBdr>
-                <w:bottom w:val="none" w:sz="0" w:space="0" w:color="000000"/>
-                <w:top w:val="none" w:sz="0" w:space="0" w:color="000000"/>
-                <w:left w:val="none" w:sz="0" w:space="0" w:color="000000"/>
-                <w:right w:val="none" w:sz="0" w:space="0" w:color="000000"/>
-              </w:pBdr>
-              <w:spacing w:after="100" w:before="100" w:line="240"/>
-              <w:ind w:left="100" w:right="100" w:firstLine="0" w:firstLineChars="0"/>
-              <w:rPr>
-                <w:rFonts w:ascii="Helvetica" w:hAnsi="Helvetica" w:eastAsia="Helvetica" w:cs="Helvetica"/>
-                <w:i w:val="false"/>
-                <w:b w:val="false"/>
-                <w:u w:val="none"/>
-                <w:sz w:val="22"/>
-                <w:szCs w:val="22"/>
-                <w:color w:val="000000"/>
-              </w:rPr>
-            </w:pPr>
-            <w:r>
-              <w:rPr>
-                <w:rFonts w:ascii="Helvetica" w:hAnsi="Helvetica" w:eastAsia="Helvetica" w:cs="Helvetica"/>
-                <w:i w:val="false"/>
-                <w:b w:val="false"/>
-                <w:u w:val="none"/>
-                <w:sz w:val="22"/>
-                <w:szCs w:val="22"/>
-                <w:color w:val="000000"/>
-              </w:rPr>
-              <w:t xml:space="preserve">0.293</w:t>
+              <w:t xml:space="preserve">-0.15</w:t>
+            </w:r>
+          </w:p>
+        </w:tc>
+        <w:tc>
+          <w:tcPr>
+            <w:tcBorders>
+              <w:bottom w:val="none" w:sz="0" w:space="0" w:color="000000"/>
+              <w:top w:val="none" w:sz="0" w:space="0" w:color="000000"/>
+              <w:left w:val="none" w:sz="0" w:space="0" w:color="000000"/>
+              <w:right w:val="none" w:sz="0" w:space="0" w:color="000000"/>
+            </w:tcBorders>
+            <w:shd w:val="clear" w:color="auto" w:fill="FFFFFF"/>
+            <w:tcMar>
+              <w:top w:w="0" w:type="dxa"/>
+              <w:bottom w:w="0" w:type="dxa"/>
+              <w:left w:w="0" w:type="dxa"/>
+              <w:right w:w="0" w:type="dxa"/>
+            </w:tcMar>
+            <w:vAlign w:val="top"/>
+          </w:tcPr>
+          <w:p>
+            <w:pPr>
+              <w:pStyle w:val="Normal"/>
+              <w:jc w:val="center"/>
+              <w:pBdr>
+                <w:bottom w:val="none" w:sz="0" w:space="0" w:color="000000"/>
+                <w:top w:val="none" w:sz="0" w:space="0" w:color="000000"/>
+                <w:left w:val="none" w:sz="0" w:space="0" w:color="000000"/>
+                <w:right w:val="none" w:sz="0" w:space="0" w:color="000000"/>
+              </w:pBdr>
+              <w:spacing w:after="100" w:before="100" w:line="240"/>
+              <w:ind w:left="100" w:right="100" w:firstLine="0" w:firstLineChars="0"/>
+              <w:rPr>
+                <w:rFonts w:ascii="Helvetica" w:hAnsi="Helvetica" w:eastAsia="Helvetica" w:cs="Helvetica"/>
+                <w:i w:val="false"/>
+                <w:b w:val="false"/>
+                <w:u w:val="none"/>
+                <w:sz w:val="22"/>
+                <w:szCs w:val="22"/>
+                <w:color w:val="000000"/>
+              </w:rPr>
+            </w:pPr>
+            <w:r>
+              <w:rPr>
+                <w:rFonts w:ascii="Helvetica" w:hAnsi="Helvetica" w:eastAsia="Helvetica" w:cs="Helvetica"/>
+                <w:i w:val="false"/>
+                <w:b w:val="false"/>
+                <w:u w:val="none"/>
+                <w:sz w:val="22"/>
+                <w:szCs w:val="22"/>
+                <w:color w:val="000000"/>
+              </w:rPr>
+              <w:t xml:space="preserve">-0.49, 0.18</w:t>
+            </w:r>
+          </w:p>
+        </w:tc>
+        <w:tc>
+          <w:tcPr>
+            <w:tcBorders>
+              <w:bottom w:val="none" w:sz="0" w:space="0" w:color="000000"/>
+              <w:top w:val="none" w:sz="0" w:space="0" w:color="000000"/>
+              <w:left w:val="none" w:sz="0" w:space="0" w:color="000000"/>
+              <w:right w:val="none" w:sz="0" w:space="0" w:color="000000"/>
+            </w:tcBorders>
+            <w:shd w:val="clear" w:color="auto" w:fill="FFFFFF"/>
+            <w:tcMar>
+              <w:top w:w="0" w:type="dxa"/>
+              <w:bottom w:w="0" w:type="dxa"/>
+              <w:left w:w="0" w:type="dxa"/>
+              <w:right w:w="0" w:type="dxa"/>
+            </w:tcMar>
+            <w:vAlign w:val="top"/>
+          </w:tcPr>
+          <w:p>
+            <w:pPr>
+              <w:pStyle w:val="Normal"/>
+              <w:jc w:val="center"/>
+              <w:pBdr>
+                <w:bottom w:val="none" w:sz="0" w:space="0" w:color="000000"/>
+                <w:top w:val="none" w:sz="0" w:space="0" w:color="000000"/>
+                <w:left w:val="none" w:sz="0" w:space="0" w:color="000000"/>
+                <w:right w:val="none" w:sz="0" w:space="0" w:color="000000"/>
+              </w:pBdr>
+              <w:spacing w:after="100" w:before="100" w:line="240"/>
+              <w:ind w:left="100" w:right="100" w:firstLine="0" w:firstLineChars="0"/>
+              <w:rPr>
+                <w:rFonts w:ascii="Helvetica" w:hAnsi="Helvetica" w:eastAsia="Helvetica" w:cs="Helvetica"/>
+                <w:i w:val="false"/>
+                <w:b w:val="false"/>
+                <w:u w:val="none"/>
+                <w:sz w:val="22"/>
+                <w:szCs w:val="22"/>
+                <w:color w:val="000000"/>
+              </w:rPr>
+            </w:pPr>
+            <w:r>
+              <w:rPr>
+                <w:rFonts w:ascii="Helvetica" w:hAnsi="Helvetica" w:eastAsia="Helvetica" w:cs="Helvetica"/>
+                <w:i w:val="false"/>
+                <w:b w:val="false"/>
+                <w:u w:val="none"/>
+                <w:sz w:val="22"/>
+                <w:szCs w:val="22"/>
+                <w:color w:val="000000"/>
+              </w:rPr>
+              <w:t xml:space="preserve">0.362</w:t>
             </w:r>
           </w:p>
         </w:tc>
@@ -3975,113 +3975,113 @@
                 <w:szCs w:val="22"/>
                 <w:color w:val="000000"/>
               </w:rPr>
-              <w:t xml:space="preserve">-8.7</w:t>
-            </w:r>
-          </w:p>
-        </w:tc>
-        <w:tc>
-          <w:tcPr>
-            <w:tcBorders>
-              <w:bottom w:val="none" w:sz="0" w:space="0" w:color="000000"/>
-              <w:top w:val="none" w:sz="0" w:space="0" w:color="000000"/>
-              <w:left w:val="none" w:sz="0" w:space="0" w:color="000000"/>
-              <w:right w:val="none" w:sz="0" w:space="0" w:color="000000"/>
-            </w:tcBorders>
-            <w:shd w:val="clear" w:color="auto" w:fill="FFFFFF"/>
-            <w:tcMar>
-              <w:top w:w="0" w:type="dxa"/>
-              <w:bottom w:w="0" w:type="dxa"/>
-              <w:left w:w="0" w:type="dxa"/>
-              <w:right w:w="0" w:type="dxa"/>
-            </w:tcMar>
-            <w:vAlign w:val="top"/>
-          </w:tcPr>
-          <w:p>
-            <w:pPr>
-              <w:pStyle w:val="Normal"/>
-              <w:jc w:val="center"/>
-              <w:pBdr>
-                <w:bottom w:val="none" w:sz="0" w:space="0" w:color="000000"/>
-                <w:top w:val="none" w:sz="0" w:space="0" w:color="000000"/>
-                <w:left w:val="none" w:sz="0" w:space="0" w:color="000000"/>
-                <w:right w:val="none" w:sz="0" w:space="0" w:color="000000"/>
-              </w:pBdr>
-              <w:spacing w:after="100" w:before="100" w:line="240"/>
-              <w:ind w:left="100" w:right="100" w:firstLine="0" w:firstLineChars="0"/>
-              <w:rPr>
-                <w:rFonts w:ascii="Helvetica" w:hAnsi="Helvetica" w:eastAsia="Helvetica" w:cs="Helvetica"/>
-                <w:i w:val="false"/>
-                <w:b w:val="false"/>
-                <w:u w:val="none"/>
-                <w:sz w:val="22"/>
-                <w:szCs w:val="22"/>
-                <w:color w:val="000000"/>
-              </w:rPr>
-            </w:pPr>
-            <w:r>
-              <w:rPr>
-                <w:rFonts w:ascii="Helvetica" w:hAnsi="Helvetica" w:eastAsia="Helvetica" w:cs="Helvetica"/>
-                <w:i w:val="false"/>
-                <w:b w:val="false"/>
-                <w:u w:val="none"/>
-                <w:sz w:val="22"/>
-                <w:szCs w:val="22"/>
-                <w:color w:val="000000"/>
-              </w:rPr>
-              <w:t xml:space="preserve">-28, 11</w:t>
-            </w:r>
-          </w:p>
-        </w:tc>
-        <w:tc>
-          <w:tcPr>
-            <w:tcBorders>
-              <w:bottom w:val="none" w:sz="0" w:space="0" w:color="000000"/>
-              <w:top w:val="none" w:sz="0" w:space="0" w:color="000000"/>
-              <w:left w:val="none" w:sz="0" w:space="0" w:color="000000"/>
-              <w:right w:val="none" w:sz="0" w:space="0" w:color="000000"/>
-            </w:tcBorders>
-            <w:shd w:val="clear" w:color="auto" w:fill="FFFFFF"/>
-            <w:tcMar>
-              <w:top w:w="0" w:type="dxa"/>
-              <w:bottom w:w="0" w:type="dxa"/>
-              <w:left w:w="0" w:type="dxa"/>
-              <w:right w:w="0" w:type="dxa"/>
-            </w:tcMar>
-            <w:vAlign w:val="top"/>
-          </w:tcPr>
-          <w:p>
-            <w:pPr>
-              <w:pStyle w:val="Normal"/>
-              <w:jc w:val="center"/>
-              <w:pBdr>
-                <w:bottom w:val="none" w:sz="0" w:space="0" w:color="000000"/>
-                <w:top w:val="none" w:sz="0" w:space="0" w:color="000000"/>
-                <w:left w:val="none" w:sz="0" w:space="0" w:color="000000"/>
-                <w:right w:val="none" w:sz="0" w:space="0" w:color="000000"/>
-              </w:pBdr>
-              <w:spacing w:after="100" w:before="100" w:line="240"/>
-              <w:ind w:left="100" w:right="100" w:firstLine="0" w:firstLineChars="0"/>
-              <w:rPr>
-                <w:rFonts w:ascii="Helvetica" w:hAnsi="Helvetica" w:eastAsia="Helvetica" w:cs="Helvetica"/>
-                <w:i w:val="false"/>
-                <w:b w:val="false"/>
-                <w:u w:val="none"/>
-                <w:sz w:val="22"/>
-                <w:szCs w:val="22"/>
-                <w:color w:val="000000"/>
-              </w:rPr>
-            </w:pPr>
-            <w:r>
-              <w:rPr>
-                <w:rFonts w:ascii="Helvetica" w:hAnsi="Helvetica" w:eastAsia="Helvetica" w:cs="Helvetica"/>
-                <w:i w:val="false"/>
-                <w:b w:val="false"/>
-                <w:u w:val="none"/>
-                <w:sz w:val="22"/>
-                <w:szCs w:val="22"/>
-                <w:color w:val="000000"/>
-              </w:rPr>
-              <w:t xml:space="preserve">0.374</w:t>
+              <w:t xml:space="preserve">-11</w:t>
+            </w:r>
+          </w:p>
+        </w:tc>
+        <w:tc>
+          <w:tcPr>
+            <w:tcBorders>
+              <w:bottom w:val="none" w:sz="0" w:space="0" w:color="000000"/>
+              <w:top w:val="none" w:sz="0" w:space="0" w:color="000000"/>
+              <w:left w:val="none" w:sz="0" w:space="0" w:color="000000"/>
+              <w:right w:val="none" w:sz="0" w:space="0" w:color="000000"/>
+            </w:tcBorders>
+            <w:shd w:val="clear" w:color="auto" w:fill="FFFFFF"/>
+            <w:tcMar>
+              <w:top w:w="0" w:type="dxa"/>
+              <w:bottom w:w="0" w:type="dxa"/>
+              <w:left w:w="0" w:type="dxa"/>
+              <w:right w:w="0" w:type="dxa"/>
+            </w:tcMar>
+            <w:vAlign w:val="top"/>
+          </w:tcPr>
+          <w:p>
+            <w:pPr>
+              <w:pStyle w:val="Normal"/>
+              <w:jc w:val="center"/>
+              <w:pBdr>
+                <w:bottom w:val="none" w:sz="0" w:space="0" w:color="000000"/>
+                <w:top w:val="none" w:sz="0" w:space="0" w:color="000000"/>
+                <w:left w:val="none" w:sz="0" w:space="0" w:color="000000"/>
+                <w:right w:val="none" w:sz="0" w:space="0" w:color="000000"/>
+              </w:pBdr>
+              <w:spacing w:after="100" w:before="100" w:line="240"/>
+              <w:ind w:left="100" w:right="100" w:firstLine="0" w:firstLineChars="0"/>
+              <w:rPr>
+                <w:rFonts w:ascii="Helvetica" w:hAnsi="Helvetica" w:eastAsia="Helvetica" w:cs="Helvetica"/>
+                <w:i w:val="false"/>
+                <w:b w:val="false"/>
+                <w:u w:val="none"/>
+                <w:sz w:val="22"/>
+                <w:szCs w:val="22"/>
+                <w:color w:val="000000"/>
+              </w:rPr>
+            </w:pPr>
+            <w:r>
+              <w:rPr>
+                <w:rFonts w:ascii="Helvetica" w:hAnsi="Helvetica" w:eastAsia="Helvetica" w:cs="Helvetica"/>
+                <w:i w:val="false"/>
+                <w:b w:val="false"/>
+                <w:u w:val="none"/>
+                <w:sz w:val="22"/>
+                <w:szCs w:val="22"/>
+                <w:color w:val="000000"/>
+              </w:rPr>
+              <w:t xml:space="preserve">-30, 8.0</w:t>
+            </w:r>
+          </w:p>
+        </w:tc>
+        <w:tc>
+          <w:tcPr>
+            <w:tcBorders>
+              <w:bottom w:val="none" w:sz="0" w:space="0" w:color="000000"/>
+              <w:top w:val="none" w:sz="0" w:space="0" w:color="000000"/>
+              <w:left w:val="none" w:sz="0" w:space="0" w:color="000000"/>
+              <w:right w:val="none" w:sz="0" w:space="0" w:color="000000"/>
+            </w:tcBorders>
+            <w:shd w:val="clear" w:color="auto" w:fill="FFFFFF"/>
+            <w:tcMar>
+              <w:top w:w="0" w:type="dxa"/>
+              <w:bottom w:w="0" w:type="dxa"/>
+              <w:left w:w="0" w:type="dxa"/>
+              <w:right w:w="0" w:type="dxa"/>
+            </w:tcMar>
+            <w:vAlign w:val="top"/>
+          </w:tcPr>
+          <w:p>
+            <w:pPr>
+              <w:pStyle w:val="Normal"/>
+              <w:jc w:val="center"/>
+              <w:pBdr>
+                <w:bottom w:val="none" w:sz="0" w:space="0" w:color="000000"/>
+                <w:top w:val="none" w:sz="0" w:space="0" w:color="000000"/>
+                <w:left w:val="none" w:sz="0" w:space="0" w:color="000000"/>
+                <w:right w:val="none" w:sz="0" w:space="0" w:color="000000"/>
+              </w:pBdr>
+              <w:spacing w:after="100" w:before="100" w:line="240"/>
+              <w:ind w:left="100" w:right="100" w:firstLine="0" w:firstLineChars="0"/>
+              <w:rPr>
+                <w:rFonts w:ascii="Helvetica" w:hAnsi="Helvetica" w:eastAsia="Helvetica" w:cs="Helvetica"/>
+                <w:i w:val="false"/>
+                <w:b w:val="false"/>
+                <w:u w:val="none"/>
+                <w:sz w:val="22"/>
+                <w:szCs w:val="22"/>
+                <w:color w:val="000000"/>
+              </w:rPr>
+            </w:pPr>
+            <w:r>
+              <w:rPr>
+                <w:rFonts w:ascii="Helvetica" w:hAnsi="Helvetica" w:eastAsia="Helvetica" w:cs="Helvetica"/>
+                <w:i w:val="false"/>
+                <w:b w:val="false"/>
+                <w:u w:val="none"/>
+                <w:sz w:val="22"/>
+                <w:szCs w:val="22"/>
+                <w:color w:val="000000"/>
+              </w:rPr>
+              <w:t xml:space="preserve">0.255</w:t>
             </w:r>
           </w:p>
         </w:tc>
@@ -4458,113 +4458,113 @@
                 <w:szCs w:val="22"/>
                 <w:color w:val="000000"/>
               </w:rPr>
-              <w:t xml:space="preserve">0.88</w:t>
-            </w:r>
-          </w:p>
-        </w:tc>
-        <w:tc>
-          <w:tcPr>
-            <w:tcBorders>
-              <w:bottom w:val="none" w:sz="0" w:space="0" w:color="000000"/>
-              <w:top w:val="none" w:sz="0" w:space="0" w:color="000000"/>
-              <w:left w:val="none" w:sz="0" w:space="0" w:color="000000"/>
-              <w:right w:val="none" w:sz="0" w:space="0" w:color="000000"/>
-            </w:tcBorders>
-            <w:shd w:val="clear" w:color="auto" w:fill="FFFFFF"/>
-            <w:tcMar>
-              <w:top w:w="0" w:type="dxa"/>
-              <w:bottom w:w="0" w:type="dxa"/>
-              <w:left w:w="0" w:type="dxa"/>
-              <w:right w:w="0" w:type="dxa"/>
-            </w:tcMar>
-            <w:vAlign w:val="top"/>
-          </w:tcPr>
-          <w:p>
-            <w:pPr>
-              <w:pStyle w:val="Normal"/>
-              <w:jc w:val="center"/>
-              <w:pBdr>
-                <w:bottom w:val="none" w:sz="0" w:space="0" w:color="000000"/>
-                <w:top w:val="none" w:sz="0" w:space="0" w:color="000000"/>
-                <w:left w:val="none" w:sz="0" w:space="0" w:color="000000"/>
-                <w:right w:val="none" w:sz="0" w:space="0" w:color="000000"/>
-              </w:pBdr>
-              <w:spacing w:after="100" w:before="100" w:line="240"/>
-              <w:ind w:left="100" w:right="100" w:firstLine="0" w:firstLineChars="0"/>
-              <w:rPr>
-                <w:rFonts w:ascii="Helvetica" w:hAnsi="Helvetica" w:eastAsia="Helvetica" w:cs="Helvetica"/>
-                <w:i w:val="false"/>
-                <w:b w:val="false"/>
-                <w:u w:val="none"/>
-                <w:sz w:val="22"/>
-                <w:szCs w:val="22"/>
-                <w:color w:val="000000"/>
-              </w:rPr>
-            </w:pPr>
-            <w:r>
-              <w:rPr>
-                <w:rFonts w:ascii="Helvetica" w:hAnsi="Helvetica" w:eastAsia="Helvetica" w:cs="Helvetica"/>
-                <w:i w:val="false"/>
-                <w:b w:val="false"/>
-                <w:u w:val="none"/>
-                <w:sz w:val="22"/>
-                <w:szCs w:val="22"/>
-                <w:color w:val="000000"/>
-              </w:rPr>
-              <w:t xml:space="preserve">-0.40, 2.2</w:t>
-            </w:r>
-          </w:p>
-        </w:tc>
-        <w:tc>
-          <w:tcPr>
-            <w:tcBorders>
-              <w:bottom w:val="none" w:sz="0" w:space="0" w:color="000000"/>
-              <w:top w:val="none" w:sz="0" w:space="0" w:color="000000"/>
-              <w:left w:val="none" w:sz="0" w:space="0" w:color="000000"/>
-              <w:right w:val="none" w:sz="0" w:space="0" w:color="000000"/>
-            </w:tcBorders>
-            <w:shd w:val="clear" w:color="auto" w:fill="FFFFFF"/>
-            <w:tcMar>
-              <w:top w:w="0" w:type="dxa"/>
-              <w:bottom w:w="0" w:type="dxa"/>
-              <w:left w:w="0" w:type="dxa"/>
-              <w:right w:w="0" w:type="dxa"/>
-            </w:tcMar>
-            <w:vAlign w:val="top"/>
-          </w:tcPr>
-          <w:p>
-            <w:pPr>
-              <w:pStyle w:val="Normal"/>
-              <w:jc w:val="center"/>
-              <w:pBdr>
-                <w:bottom w:val="none" w:sz="0" w:space="0" w:color="000000"/>
-                <w:top w:val="none" w:sz="0" w:space="0" w:color="000000"/>
-                <w:left w:val="none" w:sz="0" w:space="0" w:color="000000"/>
-                <w:right w:val="none" w:sz="0" w:space="0" w:color="000000"/>
-              </w:pBdr>
-              <w:spacing w:after="100" w:before="100" w:line="240"/>
-              <w:ind w:left="100" w:right="100" w:firstLine="0" w:firstLineChars="0"/>
-              <w:rPr>
-                <w:rFonts w:ascii="Helvetica" w:hAnsi="Helvetica" w:eastAsia="Helvetica" w:cs="Helvetica"/>
-                <w:i w:val="false"/>
-                <w:b w:val="false"/>
-                <w:u w:val="none"/>
-                <w:sz w:val="22"/>
-                <w:szCs w:val="22"/>
-                <w:color w:val="000000"/>
-              </w:rPr>
-            </w:pPr>
-            <w:r>
-              <w:rPr>
-                <w:rFonts w:ascii="Helvetica" w:hAnsi="Helvetica" w:eastAsia="Helvetica" w:cs="Helvetica"/>
-                <w:i w:val="false"/>
-                <w:b w:val="false"/>
-                <w:u w:val="none"/>
-                <w:sz w:val="22"/>
-                <w:szCs w:val="22"/>
-                <w:color w:val="000000"/>
-              </w:rPr>
-              <w:t xml:space="preserve">0.173</w:t>
+              <w:t xml:space="preserve">0.87</w:t>
+            </w:r>
+          </w:p>
+        </w:tc>
+        <w:tc>
+          <w:tcPr>
+            <w:tcBorders>
+              <w:bottom w:val="none" w:sz="0" w:space="0" w:color="000000"/>
+              <w:top w:val="none" w:sz="0" w:space="0" w:color="000000"/>
+              <w:left w:val="none" w:sz="0" w:space="0" w:color="000000"/>
+              <w:right w:val="none" w:sz="0" w:space="0" w:color="000000"/>
+            </w:tcBorders>
+            <w:shd w:val="clear" w:color="auto" w:fill="FFFFFF"/>
+            <w:tcMar>
+              <w:top w:w="0" w:type="dxa"/>
+              <w:bottom w:w="0" w:type="dxa"/>
+              <w:left w:w="0" w:type="dxa"/>
+              <w:right w:w="0" w:type="dxa"/>
+            </w:tcMar>
+            <w:vAlign w:val="top"/>
+          </w:tcPr>
+          <w:p>
+            <w:pPr>
+              <w:pStyle w:val="Normal"/>
+              <w:jc w:val="center"/>
+              <w:pBdr>
+                <w:bottom w:val="none" w:sz="0" w:space="0" w:color="000000"/>
+                <w:top w:val="none" w:sz="0" w:space="0" w:color="000000"/>
+                <w:left w:val="none" w:sz="0" w:space="0" w:color="000000"/>
+                <w:right w:val="none" w:sz="0" w:space="0" w:color="000000"/>
+              </w:pBdr>
+              <w:spacing w:after="100" w:before="100" w:line="240"/>
+              <w:ind w:left="100" w:right="100" w:firstLine="0" w:firstLineChars="0"/>
+              <w:rPr>
+                <w:rFonts w:ascii="Helvetica" w:hAnsi="Helvetica" w:eastAsia="Helvetica" w:cs="Helvetica"/>
+                <w:i w:val="false"/>
+                <w:b w:val="false"/>
+                <w:u w:val="none"/>
+                <w:sz w:val="22"/>
+                <w:szCs w:val="22"/>
+                <w:color w:val="000000"/>
+              </w:rPr>
+            </w:pPr>
+            <w:r>
+              <w:rPr>
+                <w:rFonts w:ascii="Helvetica" w:hAnsi="Helvetica" w:eastAsia="Helvetica" w:cs="Helvetica"/>
+                <w:i w:val="false"/>
+                <w:b w:val="false"/>
+                <w:u w:val="none"/>
+                <w:sz w:val="22"/>
+                <w:szCs w:val="22"/>
+                <w:color w:val="000000"/>
+              </w:rPr>
+              <w:t xml:space="preserve">-0.39, 2.1</w:t>
+            </w:r>
+          </w:p>
+        </w:tc>
+        <w:tc>
+          <w:tcPr>
+            <w:tcBorders>
+              <w:bottom w:val="none" w:sz="0" w:space="0" w:color="000000"/>
+              <w:top w:val="none" w:sz="0" w:space="0" w:color="000000"/>
+              <w:left w:val="none" w:sz="0" w:space="0" w:color="000000"/>
+              <w:right w:val="none" w:sz="0" w:space="0" w:color="000000"/>
+            </w:tcBorders>
+            <w:shd w:val="clear" w:color="auto" w:fill="FFFFFF"/>
+            <w:tcMar>
+              <w:top w:w="0" w:type="dxa"/>
+              <w:bottom w:w="0" w:type="dxa"/>
+              <w:left w:w="0" w:type="dxa"/>
+              <w:right w:w="0" w:type="dxa"/>
+            </w:tcMar>
+            <w:vAlign w:val="top"/>
+          </w:tcPr>
+          <w:p>
+            <w:pPr>
+              <w:pStyle w:val="Normal"/>
+              <w:jc w:val="center"/>
+              <w:pBdr>
+                <w:bottom w:val="none" w:sz="0" w:space="0" w:color="000000"/>
+                <w:top w:val="none" w:sz="0" w:space="0" w:color="000000"/>
+                <w:left w:val="none" w:sz="0" w:space="0" w:color="000000"/>
+                <w:right w:val="none" w:sz="0" w:space="0" w:color="000000"/>
+              </w:pBdr>
+              <w:spacing w:after="100" w:before="100" w:line="240"/>
+              <w:ind w:left="100" w:right="100" w:firstLine="0" w:firstLineChars="0"/>
+              <w:rPr>
+                <w:rFonts w:ascii="Helvetica" w:hAnsi="Helvetica" w:eastAsia="Helvetica" w:cs="Helvetica"/>
+                <w:i w:val="false"/>
+                <w:b w:val="false"/>
+                <w:u w:val="none"/>
+                <w:sz w:val="22"/>
+                <w:szCs w:val="22"/>
+                <w:color w:val="000000"/>
+              </w:rPr>
+            </w:pPr>
+            <w:r>
+              <w:rPr>
+                <w:rFonts w:ascii="Helvetica" w:hAnsi="Helvetica" w:eastAsia="Helvetica" w:cs="Helvetica"/>
+                <w:i w:val="false"/>
+                <w:b w:val="false"/>
+                <w:u w:val="none"/>
+                <w:sz w:val="22"/>
+                <w:szCs w:val="22"/>
+                <w:color w:val="000000"/>
+              </w:rPr>
+              <w:t xml:space="preserve">0.172</w:t>
             </w:r>
           </w:p>
         </w:tc>
@@ -5907,113 +5907,113 @@
                 <w:szCs w:val="22"/>
                 <w:color w:val="000000"/>
               </w:rPr>
-              <w:t xml:space="preserve">-0.83</w:t>
-            </w:r>
-          </w:p>
-        </w:tc>
-        <w:tc>
-          <w:tcPr>
-            <w:tcBorders>
-              <w:bottom w:val="none" w:sz="0" w:space="0" w:color="000000"/>
-              <w:top w:val="none" w:sz="0" w:space="0" w:color="000000"/>
-              <w:left w:val="none" w:sz="0" w:space="0" w:color="000000"/>
-              <w:right w:val="none" w:sz="0" w:space="0" w:color="000000"/>
-            </w:tcBorders>
-            <w:shd w:val="clear" w:color="auto" w:fill="FFFFFF"/>
-            <w:tcMar>
-              <w:top w:w="0" w:type="dxa"/>
-              <w:bottom w:w="0" w:type="dxa"/>
-              <w:left w:w="0" w:type="dxa"/>
-              <w:right w:w="0" w:type="dxa"/>
-            </w:tcMar>
-            <w:vAlign w:val="top"/>
-          </w:tcPr>
-          <w:p>
-            <w:pPr>
-              <w:pStyle w:val="Normal"/>
-              <w:jc w:val="center"/>
-              <w:pBdr>
-                <w:bottom w:val="none" w:sz="0" w:space="0" w:color="000000"/>
-                <w:top w:val="none" w:sz="0" w:space="0" w:color="000000"/>
-                <w:left w:val="none" w:sz="0" w:space="0" w:color="000000"/>
-                <w:right w:val="none" w:sz="0" w:space="0" w:color="000000"/>
-              </w:pBdr>
-              <w:spacing w:after="100" w:before="100" w:line="240"/>
-              <w:ind w:left="100" w:right="100" w:firstLine="0" w:firstLineChars="0"/>
-              <w:rPr>
-                <w:rFonts w:ascii="Helvetica" w:hAnsi="Helvetica" w:eastAsia="Helvetica" w:cs="Helvetica"/>
-                <w:i w:val="false"/>
-                <w:b w:val="false"/>
-                <w:u w:val="none"/>
-                <w:sz w:val="22"/>
-                <w:szCs w:val="22"/>
-                <w:color w:val="000000"/>
-              </w:rPr>
-            </w:pPr>
-            <w:r>
-              <w:rPr>
-                <w:rFonts w:ascii="Helvetica" w:hAnsi="Helvetica" w:eastAsia="Helvetica" w:cs="Helvetica"/>
-                <w:i w:val="false"/>
-                <w:b w:val="false"/>
-                <w:u w:val="none"/>
-                <w:sz w:val="22"/>
-                <w:szCs w:val="22"/>
-                <w:color w:val="000000"/>
-              </w:rPr>
-              <w:t xml:space="preserve">-8.0, 6.3</w:t>
-            </w:r>
-          </w:p>
-        </w:tc>
-        <w:tc>
-          <w:tcPr>
-            <w:tcBorders>
-              <w:bottom w:val="none" w:sz="0" w:space="0" w:color="000000"/>
-              <w:top w:val="none" w:sz="0" w:space="0" w:color="000000"/>
-              <w:left w:val="none" w:sz="0" w:space="0" w:color="000000"/>
-              <w:right w:val="none" w:sz="0" w:space="0" w:color="000000"/>
-            </w:tcBorders>
-            <w:shd w:val="clear" w:color="auto" w:fill="FFFFFF"/>
-            <w:tcMar>
-              <w:top w:w="0" w:type="dxa"/>
-              <w:bottom w:w="0" w:type="dxa"/>
-              <w:left w:w="0" w:type="dxa"/>
-              <w:right w:w="0" w:type="dxa"/>
-            </w:tcMar>
-            <w:vAlign w:val="top"/>
-          </w:tcPr>
-          <w:p>
-            <w:pPr>
-              <w:pStyle w:val="Normal"/>
-              <w:jc w:val="center"/>
-              <w:pBdr>
-                <w:bottom w:val="none" w:sz="0" w:space="0" w:color="000000"/>
-                <w:top w:val="none" w:sz="0" w:space="0" w:color="000000"/>
-                <w:left w:val="none" w:sz="0" w:space="0" w:color="000000"/>
-                <w:right w:val="none" w:sz="0" w:space="0" w:color="000000"/>
-              </w:pBdr>
-              <w:spacing w:after="100" w:before="100" w:line="240"/>
-              <w:ind w:left="100" w:right="100" w:firstLine="0" w:firstLineChars="0"/>
-              <w:rPr>
-                <w:rFonts w:ascii="Helvetica" w:hAnsi="Helvetica" w:eastAsia="Helvetica" w:cs="Helvetica"/>
-                <w:i w:val="false"/>
-                <w:b w:val="false"/>
-                <w:u w:val="none"/>
-                <w:sz w:val="22"/>
-                <w:szCs w:val="22"/>
-                <w:color w:val="000000"/>
-              </w:rPr>
-            </w:pPr>
-            <w:r>
-              <w:rPr>
-                <w:rFonts w:ascii="Helvetica" w:hAnsi="Helvetica" w:eastAsia="Helvetica" w:cs="Helvetica"/>
-                <w:i w:val="false"/>
-                <w:b w:val="false"/>
-                <w:u w:val="none"/>
-                <w:sz w:val="22"/>
-                <w:szCs w:val="22"/>
-                <w:color w:val="000000"/>
-              </w:rPr>
-              <w:t xml:space="preserve">0.816</w:t>
+              <w:t xml:space="preserve">-1.4</w:t>
+            </w:r>
+          </w:p>
+        </w:tc>
+        <w:tc>
+          <w:tcPr>
+            <w:tcBorders>
+              <w:bottom w:val="none" w:sz="0" w:space="0" w:color="000000"/>
+              <w:top w:val="none" w:sz="0" w:space="0" w:color="000000"/>
+              <w:left w:val="none" w:sz="0" w:space="0" w:color="000000"/>
+              <w:right w:val="none" w:sz="0" w:space="0" w:color="000000"/>
+            </w:tcBorders>
+            <w:shd w:val="clear" w:color="auto" w:fill="FFFFFF"/>
+            <w:tcMar>
+              <w:top w:w="0" w:type="dxa"/>
+              <w:bottom w:w="0" w:type="dxa"/>
+              <w:left w:w="0" w:type="dxa"/>
+              <w:right w:w="0" w:type="dxa"/>
+            </w:tcMar>
+            <w:vAlign w:val="top"/>
+          </w:tcPr>
+          <w:p>
+            <w:pPr>
+              <w:pStyle w:val="Normal"/>
+              <w:jc w:val="center"/>
+              <w:pBdr>
+                <w:bottom w:val="none" w:sz="0" w:space="0" w:color="000000"/>
+                <w:top w:val="none" w:sz="0" w:space="0" w:color="000000"/>
+                <w:left w:val="none" w:sz="0" w:space="0" w:color="000000"/>
+                <w:right w:val="none" w:sz="0" w:space="0" w:color="000000"/>
+              </w:pBdr>
+              <w:spacing w:after="100" w:before="100" w:line="240"/>
+              <w:ind w:left="100" w:right="100" w:firstLine="0" w:firstLineChars="0"/>
+              <w:rPr>
+                <w:rFonts w:ascii="Helvetica" w:hAnsi="Helvetica" w:eastAsia="Helvetica" w:cs="Helvetica"/>
+                <w:i w:val="false"/>
+                <w:b w:val="false"/>
+                <w:u w:val="none"/>
+                <w:sz w:val="22"/>
+                <w:szCs w:val="22"/>
+                <w:color w:val="000000"/>
+              </w:rPr>
+            </w:pPr>
+            <w:r>
+              <w:rPr>
+                <w:rFonts w:ascii="Helvetica" w:hAnsi="Helvetica" w:eastAsia="Helvetica" w:cs="Helvetica"/>
+                <w:i w:val="false"/>
+                <w:b w:val="false"/>
+                <w:u w:val="none"/>
+                <w:sz w:val="22"/>
+                <w:szCs w:val="22"/>
+                <w:color w:val="000000"/>
+              </w:rPr>
+              <w:t xml:space="preserve">-8.5, 5.7</w:t>
+            </w:r>
+          </w:p>
+        </w:tc>
+        <w:tc>
+          <w:tcPr>
+            <w:tcBorders>
+              <w:bottom w:val="none" w:sz="0" w:space="0" w:color="000000"/>
+              <w:top w:val="none" w:sz="0" w:space="0" w:color="000000"/>
+              <w:left w:val="none" w:sz="0" w:space="0" w:color="000000"/>
+              <w:right w:val="none" w:sz="0" w:space="0" w:color="000000"/>
+            </w:tcBorders>
+            <w:shd w:val="clear" w:color="auto" w:fill="FFFFFF"/>
+            <w:tcMar>
+              <w:top w:w="0" w:type="dxa"/>
+              <w:bottom w:w="0" w:type="dxa"/>
+              <w:left w:w="0" w:type="dxa"/>
+              <w:right w:w="0" w:type="dxa"/>
+            </w:tcMar>
+            <w:vAlign w:val="top"/>
+          </w:tcPr>
+          <w:p>
+            <w:pPr>
+              <w:pStyle w:val="Normal"/>
+              <w:jc w:val="center"/>
+              <w:pBdr>
+                <w:bottom w:val="none" w:sz="0" w:space="0" w:color="000000"/>
+                <w:top w:val="none" w:sz="0" w:space="0" w:color="000000"/>
+                <w:left w:val="none" w:sz="0" w:space="0" w:color="000000"/>
+                <w:right w:val="none" w:sz="0" w:space="0" w:color="000000"/>
+              </w:pBdr>
+              <w:spacing w:after="100" w:before="100" w:line="240"/>
+              <w:ind w:left="100" w:right="100" w:firstLine="0" w:firstLineChars="0"/>
+              <w:rPr>
+                <w:rFonts w:ascii="Helvetica" w:hAnsi="Helvetica" w:eastAsia="Helvetica" w:cs="Helvetica"/>
+                <w:i w:val="false"/>
+                <w:b w:val="false"/>
+                <w:u w:val="none"/>
+                <w:sz w:val="22"/>
+                <w:szCs w:val="22"/>
+                <w:color w:val="000000"/>
+              </w:rPr>
+            </w:pPr>
+            <w:r>
+              <w:rPr>
+                <w:rFonts w:ascii="Helvetica" w:hAnsi="Helvetica" w:eastAsia="Helvetica" w:cs="Helvetica"/>
+                <w:i w:val="false"/>
+                <w:b w:val="false"/>
+                <w:u w:val="none"/>
+                <w:sz w:val="22"/>
+                <w:szCs w:val="22"/>
+                <w:color w:val="000000"/>
+              </w:rPr>
+              <w:t xml:space="preserve">0.691</w:t>
             </w:r>
           </w:p>
         </w:tc>
@@ -7356,7 +7356,7 @@
                 <w:szCs w:val="22"/>
                 <w:color w:val="000000"/>
               </w:rPr>
-              <w:t xml:space="preserve">7.2</w:t>
+              <w:t xml:space="preserve">6.8</w:t>
             </w:r>
           </w:p>
         </w:tc>
@@ -7462,7 +7462,7 @@
                 <w:szCs w:val="22"/>
                 <w:color w:val="000000"/>
               </w:rPr>
-              <w:t xml:space="preserve">0.496</w:t>
+              <w:t xml:space="preserve">0.515</w:t>
             </w:r>
           </w:p>
         </w:tc>
@@ -7839,113 +7839,113 @@
                 <w:szCs w:val="22"/>
                 <w:color w:val="000000"/>
               </w:rPr>
-              <w:t xml:space="preserve">13</w:t>
-            </w:r>
-          </w:p>
-        </w:tc>
-        <w:tc>
-          <w:tcPr>
-            <w:tcBorders>
-              <w:bottom w:val="none" w:sz="0" w:space="0" w:color="000000"/>
-              <w:top w:val="none" w:sz="0" w:space="0" w:color="000000"/>
-              <w:left w:val="none" w:sz="0" w:space="0" w:color="000000"/>
-              <w:right w:val="none" w:sz="0" w:space="0" w:color="000000"/>
-            </w:tcBorders>
-            <w:shd w:val="clear" w:color="auto" w:fill="FFFFFF"/>
-            <w:tcMar>
-              <w:top w:w="0" w:type="dxa"/>
-              <w:bottom w:w="0" w:type="dxa"/>
-              <w:left w:w="0" w:type="dxa"/>
-              <w:right w:w="0" w:type="dxa"/>
-            </w:tcMar>
-            <w:vAlign w:val="top"/>
-          </w:tcPr>
-          <w:p>
-            <w:pPr>
-              <w:pStyle w:val="Normal"/>
-              <w:jc w:val="center"/>
-              <w:pBdr>
-                <w:bottom w:val="none" w:sz="0" w:space="0" w:color="000000"/>
-                <w:top w:val="none" w:sz="0" w:space="0" w:color="000000"/>
-                <w:left w:val="none" w:sz="0" w:space="0" w:color="000000"/>
-                <w:right w:val="none" w:sz="0" w:space="0" w:color="000000"/>
-              </w:pBdr>
-              <w:spacing w:after="100" w:before="100" w:line="240"/>
-              <w:ind w:left="100" w:right="100" w:firstLine="0" w:firstLineChars="0"/>
-              <w:rPr>
-                <w:rFonts w:ascii="Helvetica" w:hAnsi="Helvetica" w:eastAsia="Helvetica" w:cs="Helvetica"/>
-                <w:i w:val="false"/>
-                <w:b w:val="false"/>
-                <w:u w:val="none"/>
-                <w:sz w:val="22"/>
-                <w:szCs w:val="22"/>
-                <w:color w:val="000000"/>
-              </w:rPr>
-            </w:pPr>
-            <w:r>
-              <w:rPr>
-                <w:rFonts w:ascii="Helvetica" w:hAnsi="Helvetica" w:eastAsia="Helvetica" w:cs="Helvetica"/>
-                <w:i w:val="false"/>
-                <w:b w:val="false"/>
-                <w:u w:val="none"/>
-                <w:sz w:val="22"/>
-                <w:szCs w:val="22"/>
-                <w:color w:val="000000"/>
-              </w:rPr>
-              <w:t xml:space="preserve">-13, 39</w:t>
-            </w:r>
-          </w:p>
-        </w:tc>
-        <w:tc>
-          <w:tcPr>
-            <w:tcBorders>
-              <w:bottom w:val="none" w:sz="0" w:space="0" w:color="000000"/>
-              <w:top w:val="none" w:sz="0" w:space="0" w:color="000000"/>
-              <w:left w:val="none" w:sz="0" w:space="0" w:color="000000"/>
-              <w:right w:val="none" w:sz="0" w:space="0" w:color="000000"/>
-            </w:tcBorders>
-            <w:shd w:val="clear" w:color="auto" w:fill="FFFFFF"/>
-            <w:tcMar>
-              <w:top w:w="0" w:type="dxa"/>
-              <w:bottom w:w="0" w:type="dxa"/>
-              <w:left w:w="0" w:type="dxa"/>
-              <w:right w:w="0" w:type="dxa"/>
-            </w:tcMar>
-            <w:vAlign w:val="top"/>
-          </w:tcPr>
-          <w:p>
-            <w:pPr>
-              <w:pStyle w:val="Normal"/>
-              <w:jc w:val="center"/>
-              <w:pBdr>
-                <w:bottom w:val="none" w:sz="0" w:space="0" w:color="000000"/>
-                <w:top w:val="none" w:sz="0" w:space="0" w:color="000000"/>
-                <w:left w:val="none" w:sz="0" w:space="0" w:color="000000"/>
-                <w:right w:val="none" w:sz="0" w:space="0" w:color="000000"/>
-              </w:pBdr>
-              <w:spacing w:after="100" w:before="100" w:line="240"/>
-              <w:ind w:left="100" w:right="100" w:firstLine="0" w:firstLineChars="0"/>
-              <w:rPr>
-                <w:rFonts w:ascii="Helvetica" w:hAnsi="Helvetica" w:eastAsia="Helvetica" w:cs="Helvetica"/>
-                <w:i w:val="false"/>
-                <w:b w:val="false"/>
-                <w:u w:val="none"/>
-                <w:sz w:val="22"/>
-                <w:szCs w:val="22"/>
-                <w:color w:val="000000"/>
-              </w:rPr>
-            </w:pPr>
-            <w:r>
-              <w:rPr>
-                <w:rFonts w:ascii="Helvetica" w:hAnsi="Helvetica" w:eastAsia="Helvetica" w:cs="Helvetica"/>
-                <w:i w:val="false"/>
-                <w:b w:val="false"/>
-                <w:u w:val="none"/>
-                <w:sz w:val="22"/>
-                <w:szCs w:val="22"/>
-                <w:color w:val="000000"/>
-              </w:rPr>
-              <w:t xml:space="preserve">0.334</w:t>
+              <w:t xml:space="preserve">9.9</w:t>
+            </w:r>
+          </w:p>
+        </w:tc>
+        <w:tc>
+          <w:tcPr>
+            <w:tcBorders>
+              <w:bottom w:val="none" w:sz="0" w:space="0" w:color="000000"/>
+              <w:top w:val="none" w:sz="0" w:space="0" w:color="000000"/>
+              <w:left w:val="none" w:sz="0" w:space="0" w:color="000000"/>
+              <w:right w:val="none" w:sz="0" w:space="0" w:color="000000"/>
+            </w:tcBorders>
+            <w:shd w:val="clear" w:color="auto" w:fill="FFFFFF"/>
+            <w:tcMar>
+              <w:top w:w="0" w:type="dxa"/>
+              <w:bottom w:w="0" w:type="dxa"/>
+              <w:left w:w="0" w:type="dxa"/>
+              <w:right w:w="0" w:type="dxa"/>
+            </w:tcMar>
+            <w:vAlign w:val="top"/>
+          </w:tcPr>
+          <w:p>
+            <w:pPr>
+              <w:pStyle w:val="Normal"/>
+              <w:jc w:val="center"/>
+              <w:pBdr>
+                <w:bottom w:val="none" w:sz="0" w:space="0" w:color="000000"/>
+                <w:top w:val="none" w:sz="0" w:space="0" w:color="000000"/>
+                <w:left w:val="none" w:sz="0" w:space="0" w:color="000000"/>
+                <w:right w:val="none" w:sz="0" w:space="0" w:color="000000"/>
+              </w:pBdr>
+              <w:spacing w:after="100" w:before="100" w:line="240"/>
+              <w:ind w:left="100" w:right="100" w:firstLine="0" w:firstLineChars="0"/>
+              <w:rPr>
+                <w:rFonts w:ascii="Helvetica" w:hAnsi="Helvetica" w:eastAsia="Helvetica" w:cs="Helvetica"/>
+                <w:i w:val="false"/>
+                <w:b w:val="false"/>
+                <w:u w:val="none"/>
+                <w:sz w:val="22"/>
+                <w:szCs w:val="22"/>
+                <w:color w:val="000000"/>
+              </w:rPr>
+            </w:pPr>
+            <w:r>
+              <w:rPr>
+                <w:rFonts w:ascii="Helvetica" w:hAnsi="Helvetica" w:eastAsia="Helvetica" w:cs="Helvetica"/>
+                <w:i w:val="false"/>
+                <w:b w:val="false"/>
+                <w:u w:val="none"/>
+                <w:sz w:val="22"/>
+                <w:szCs w:val="22"/>
+                <w:color w:val="000000"/>
+              </w:rPr>
+              <w:t xml:space="preserve">-16, 36</w:t>
+            </w:r>
+          </w:p>
+        </w:tc>
+        <w:tc>
+          <w:tcPr>
+            <w:tcBorders>
+              <w:bottom w:val="none" w:sz="0" w:space="0" w:color="000000"/>
+              <w:top w:val="none" w:sz="0" w:space="0" w:color="000000"/>
+              <w:left w:val="none" w:sz="0" w:space="0" w:color="000000"/>
+              <w:right w:val="none" w:sz="0" w:space="0" w:color="000000"/>
+            </w:tcBorders>
+            <w:shd w:val="clear" w:color="auto" w:fill="FFFFFF"/>
+            <w:tcMar>
+              <w:top w:w="0" w:type="dxa"/>
+              <w:bottom w:w="0" w:type="dxa"/>
+              <w:left w:w="0" w:type="dxa"/>
+              <w:right w:w="0" w:type="dxa"/>
+            </w:tcMar>
+            <w:vAlign w:val="top"/>
+          </w:tcPr>
+          <w:p>
+            <w:pPr>
+              <w:pStyle w:val="Normal"/>
+              <w:jc w:val="center"/>
+              <w:pBdr>
+                <w:bottom w:val="none" w:sz="0" w:space="0" w:color="000000"/>
+                <w:top w:val="none" w:sz="0" w:space="0" w:color="000000"/>
+                <w:left w:val="none" w:sz="0" w:space="0" w:color="000000"/>
+                <w:right w:val="none" w:sz="0" w:space="0" w:color="000000"/>
+              </w:pBdr>
+              <w:spacing w:after="100" w:before="100" w:line="240"/>
+              <w:ind w:left="100" w:right="100" w:firstLine="0" w:firstLineChars="0"/>
+              <w:rPr>
+                <w:rFonts w:ascii="Helvetica" w:hAnsi="Helvetica" w:eastAsia="Helvetica" w:cs="Helvetica"/>
+                <w:i w:val="false"/>
+                <w:b w:val="false"/>
+                <w:u w:val="none"/>
+                <w:sz w:val="22"/>
+                <w:szCs w:val="22"/>
+                <w:color w:val="000000"/>
+              </w:rPr>
+            </w:pPr>
+            <w:r>
+              <w:rPr>
+                <w:rFonts w:ascii="Helvetica" w:hAnsi="Helvetica" w:eastAsia="Helvetica" w:cs="Helvetica"/>
+                <w:i w:val="false"/>
+                <w:b w:val="false"/>
+                <w:u w:val="none"/>
+                <w:sz w:val="22"/>
+                <w:szCs w:val="22"/>
+                <w:color w:val="000000"/>
+              </w:rPr>
+              <w:t xml:space="preserve">0.446</w:t>
             </w:r>
           </w:p>
         </w:tc>
@@ -8322,7 +8322,7 @@
                 <w:szCs w:val="22"/>
                 <w:color w:val="000000"/>
               </w:rPr>
-              <w:t xml:space="preserve">20</w:t>
+              <w:t xml:space="preserve">19</w:t>
             </w:r>
           </w:p>
         </w:tc>
@@ -8428,7 +8428,7 @@
                 <w:szCs w:val="22"/>
                 <w:color w:val="000000"/>
               </w:rPr>
-              <w:t xml:space="preserve">0.206</w:t>
+              <w:t xml:space="preserve">0.204</w:t>
             </w:r>
           </w:p>
         </w:tc>
@@ -8805,113 +8805,113 @@
                 <w:szCs w:val="22"/>
                 <w:color w:val="000000"/>
               </w:rPr>
-              <w:t xml:space="preserve">20</w:t>
-            </w:r>
-          </w:p>
-        </w:tc>
-        <w:tc>
-          <w:tcPr>
-            <w:tcBorders>
-              <w:bottom w:val="none" w:sz="0" w:space="0" w:color="000000"/>
-              <w:top w:val="none" w:sz="0" w:space="0" w:color="000000"/>
-              <w:left w:val="none" w:sz="0" w:space="0" w:color="000000"/>
-              <w:right w:val="none" w:sz="0" w:space="0" w:color="000000"/>
-            </w:tcBorders>
-            <w:shd w:val="clear" w:color="auto" w:fill="FFFFFF"/>
-            <w:tcMar>
-              <w:top w:w="0" w:type="dxa"/>
-              <w:bottom w:w="0" w:type="dxa"/>
-              <w:left w:w="0" w:type="dxa"/>
-              <w:right w:w="0" w:type="dxa"/>
-            </w:tcMar>
-            <w:vAlign w:val="top"/>
-          </w:tcPr>
-          <w:p>
-            <w:pPr>
-              <w:pStyle w:val="Normal"/>
-              <w:jc w:val="center"/>
-              <w:pBdr>
-                <w:bottom w:val="none" w:sz="0" w:space="0" w:color="000000"/>
-                <w:top w:val="none" w:sz="0" w:space="0" w:color="000000"/>
-                <w:left w:val="none" w:sz="0" w:space="0" w:color="000000"/>
-                <w:right w:val="none" w:sz="0" w:space="0" w:color="000000"/>
-              </w:pBdr>
-              <w:spacing w:after="100" w:before="100" w:line="240"/>
-              <w:ind w:left="100" w:right="100" w:firstLine="0" w:firstLineChars="0"/>
-              <w:rPr>
-                <w:rFonts w:ascii="Helvetica" w:hAnsi="Helvetica" w:eastAsia="Helvetica" w:cs="Helvetica"/>
-                <w:i w:val="false"/>
-                <w:b w:val="false"/>
-                <w:u w:val="none"/>
-                <w:sz w:val="22"/>
-                <w:szCs w:val="22"/>
-                <w:color w:val="000000"/>
-              </w:rPr>
-            </w:pPr>
-            <w:r>
-              <w:rPr>
-                <w:rFonts w:ascii="Helvetica" w:hAnsi="Helvetica" w:eastAsia="Helvetica" w:cs="Helvetica"/>
-                <w:i w:val="false"/>
-                <w:b w:val="false"/>
-                <w:u w:val="none"/>
-                <w:sz w:val="22"/>
-                <w:szCs w:val="22"/>
-                <w:color w:val="000000"/>
-              </w:rPr>
-              <w:t xml:space="preserve">-19, 60</w:t>
-            </w:r>
-          </w:p>
-        </w:tc>
-        <w:tc>
-          <w:tcPr>
-            <w:tcBorders>
-              <w:bottom w:val="none" w:sz="0" w:space="0" w:color="000000"/>
-              <w:top w:val="none" w:sz="0" w:space="0" w:color="000000"/>
-              <w:left w:val="none" w:sz="0" w:space="0" w:color="000000"/>
-              <w:right w:val="none" w:sz="0" w:space="0" w:color="000000"/>
-            </w:tcBorders>
-            <w:shd w:val="clear" w:color="auto" w:fill="FFFFFF"/>
-            <w:tcMar>
-              <w:top w:w="0" w:type="dxa"/>
-              <w:bottom w:w="0" w:type="dxa"/>
-              <w:left w:w="0" w:type="dxa"/>
-              <w:right w:w="0" w:type="dxa"/>
-            </w:tcMar>
-            <w:vAlign w:val="top"/>
-          </w:tcPr>
-          <w:p>
-            <w:pPr>
-              <w:pStyle w:val="Normal"/>
-              <w:jc w:val="center"/>
-              <w:pBdr>
-                <w:bottom w:val="none" w:sz="0" w:space="0" w:color="000000"/>
-                <w:top w:val="none" w:sz="0" w:space="0" w:color="000000"/>
-                <w:left w:val="none" w:sz="0" w:space="0" w:color="000000"/>
-                <w:right w:val="none" w:sz="0" w:space="0" w:color="000000"/>
-              </w:pBdr>
-              <w:spacing w:after="100" w:before="100" w:line="240"/>
-              <w:ind w:left="100" w:right="100" w:firstLine="0" w:firstLineChars="0"/>
-              <w:rPr>
-                <w:rFonts w:ascii="Helvetica" w:hAnsi="Helvetica" w:eastAsia="Helvetica" w:cs="Helvetica"/>
-                <w:i w:val="false"/>
-                <w:b w:val="false"/>
-                <w:u w:val="none"/>
-                <w:sz w:val="22"/>
-                <w:szCs w:val="22"/>
-                <w:color w:val="000000"/>
-              </w:rPr>
-            </w:pPr>
-            <w:r>
-              <w:rPr>
-                <w:rFonts w:ascii="Helvetica" w:hAnsi="Helvetica" w:eastAsia="Helvetica" w:cs="Helvetica"/>
-                <w:i w:val="false"/>
-                <w:b w:val="false"/>
-                <w:u w:val="none"/>
-                <w:sz w:val="22"/>
-                <w:szCs w:val="22"/>
-                <w:color w:val="000000"/>
-              </w:rPr>
-              <w:t xml:space="preserve">0.308</w:t>
+              <w:t xml:space="preserve">23</w:t>
+            </w:r>
+          </w:p>
+        </w:tc>
+        <w:tc>
+          <w:tcPr>
+            <w:tcBorders>
+              <w:bottom w:val="none" w:sz="0" w:space="0" w:color="000000"/>
+              <w:top w:val="none" w:sz="0" w:space="0" w:color="000000"/>
+              <w:left w:val="none" w:sz="0" w:space="0" w:color="000000"/>
+              <w:right w:val="none" w:sz="0" w:space="0" w:color="000000"/>
+            </w:tcBorders>
+            <w:shd w:val="clear" w:color="auto" w:fill="FFFFFF"/>
+            <w:tcMar>
+              <w:top w:w="0" w:type="dxa"/>
+              <w:bottom w:w="0" w:type="dxa"/>
+              <w:left w:w="0" w:type="dxa"/>
+              <w:right w:w="0" w:type="dxa"/>
+            </w:tcMar>
+            <w:vAlign w:val="top"/>
+          </w:tcPr>
+          <w:p>
+            <w:pPr>
+              <w:pStyle w:val="Normal"/>
+              <w:jc w:val="center"/>
+              <w:pBdr>
+                <w:bottom w:val="none" w:sz="0" w:space="0" w:color="000000"/>
+                <w:top w:val="none" w:sz="0" w:space="0" w:color="000000"/>
+                <w:left w:val="none" w:sz="0" w:space="0" w:color="000000"/>
+                <w:right w:val="none" w:sz="0" w:space="0" w:color="000000"/>
+              </w:pBdr>
+              <w:spacing w:after="100" w:before="100" w:line="240"/>
+              <w:ind w:left="100" w:right="100" w:firstLine="0" w:firstLineChars="0"/>
+              <w:rPr>
+                <w:rFonts w:ascii="Helvetica" w:hAnsi="Helvetica" w:eastAsia="Helvetica" w:cs="Helvetica"/>
+                <w:i w:val="false"/>
+                <w:b w:val="false"/>
+                <w:u w:val="none"/>
+                <w:sz w:val="22"/>
+                <w:szCs w:val="22"/>
+                <w:color w:val="000000"/>
+              </w:rPr>
+            </w:pPr>
+            <w:r>
+              <w:rPr>
+                <w:rFonts w:ascii="Helvetica" w:hAnsi="Helvetica" w:eastAsia="Helvetica" w:cs="Helvetica"/>
+                <w:i w:val="false"/>
+                <w:b w:val="false"/>
+                <w:u w:val="none"/>
+                <w:sz w:val="22"/>
+                <w:szCs w:val="22"/>
+                <w:color w:val="000000"/>
+              </w:rPr>
+              <w:t xml:space="preserve">-16, 63</w:t>
+            </w:r>
+          </w:p>
+        </w:tc>
+        <w:tc>
+          <w:tcPr>
+            <w:tcBorders>
+              <w:bottom w:val="none" w:sz="0" w:space="0" w:color="000000"/>
+              <w:top w:val="none" w:sz="0" w:space="0" w:color="000000"/>
+              <w:left w:val="none" w:sz="0" w:space="0" w:color="000000"/>
+              <w:right w:val="none" w:sz="0" w:space="0" w:color="000000"/>
+            </w:tcBorders>
+            <w:shd w:val="clear" w:color="auto" w:fill="FFFFFF"/>
+            <w:tcMar>
+              <w:top w:w="0" w:type="dxa"/>
+              <w:bottom w:w="0" w:type="dxa"/>
+              <w:left w:w="0" w:type="dxa"/>
+              <w:right w:w="0" w:type="dxa"/>
+            </w:tcMar>
+            <w:vAlign w:val="top"/>
+          </w:tcPr>
+          <w:p>
+            <w:pPr>
+              <w:pStyle w:val="Normal"/>
+              <w:jc w:val="center"/>
+              <w:pBdr>
+                <w:bottom w:val="none" w:sz="0" w:space="0" w:color="000000"/>
+                <w:top w:val="none" w:sz="0" w:space="0" w:color="000000"/>
+                <w:left w:val="none" w:sz="0" w:space="0" w:color="000000"/>
+                <w:right w:val="none" w:sz="0" w:space="0" w:color="000000"/>
+              </w:pBdr>
+              <w:spacing w:after="100" w:before="100" w:line="240"/>
+              <w:ind w:left="100" w:right="100" w:firstLine="0" w:firstLineChars="0"/>
+              <w:rPr>
+                <w:rFonts w:ascii="Helvetica" w:hAnsi="Helvetica" w:eastAsia="Helvetica" w:cs="Helvetica"/>
+                <w:i w:val="false"/>
+                <w:b w:val="false"/>
+                <w:u w:val="none"/>
+                <w:sz w:val="22"/>
+                <w:szCs w:val="22"/>
+                <w:color w:val="000000"/>
+              </w:rPr>
+            </w:pPr>
+            <w:r>
+              <w:rPr>
+                <w:rFonts w:ascii="Helvetica" w:hAnsi="Helvetica" w:eastAsia="Helvetica" w:cs="Helvetica"/>
+                <w:i w:val="false"/>
+                <w:b w:val="false"/>
+                <w:u w:val="none"/>
+                <w:sz w:val="22"/>
+                <w:szCs w:val="22"/>
+                <w:color w:val="000000"/>
+              </w:rPr>
+              <w:t xml:space="preserve">0.241</w:t>
             </w:r>
           </w:p>
         </w:tc>
@@ -9288,113 +9288,113 @@
                 <w:szCs w:val="22"/>
                 <w:color w:val="000000"/>
               </w:rPr>
-              <w:t xml:space="preserve">5.7</w:t>
-            </w:r>
-          </w:p>
-        </w:tc>
-        <w:tc>
-          <w:tcPr>
-            <w:tcBorders>
-              <w:bottom w:val="none" w:sz="0" w:space="0" w:color="000000"/>
-              <w:top w:val="none" w:sz="0" w:space="0" w:color="000000"/>
-              <w:left w:val="none" w:sz="0" w:space="0" w:color="000000"/>
-              <w:right w:val="none" w:sz="0" w:space="0" w:color="000000"/>
-            </w:tcBorders>
-            <w:shd w:val="clear" w:color="auto" w:fill="FFFFFF"/>
-            <w:tcMar>
-              <w:top w:w="0" w:type="dxa"/>
-              <w:bottom w:w="0" w:type="dxa"/>
-              <w:left w:w="0" w:type="dxa"/>
-              <w:right w:w="0" w:type="dxa"/>
-            </w:tcMar>
-            <w:vAlign w:val="top"/>
-          </w:tcPr>
-          <w:p>
-            <w:pPr>
-              <w:pStyle w:val="Normal"/>
-              <w:jc w:val="center"/>
-              <w:pBdr>
-                <w:bottom w:val="none" w:sz="0" w:space="0" w:color="000000"/>
-                <w:top w:val="none" w:sz="0" w:space="0" w:color="000000"/>
-                <w:left w:val="none" w:sz="0" w:space="0" w:color="000000"/>
-                <w:right w:val="none" w:sz="0" w:space="0" w:color="000000"/>
-              </w:pBdr>
-              <w:spacing w:after="100" w:before="100" w:line="240"/>
-              <w:ind w:left="100" w:right="100" w:firstLine="0" w:firstLineChars="0"/>
-              <w:rPr>
-                <w:rFonts w:ascii="Helvetica" w:hAnsi="Helvetica" w:eastAsia="Helvetica" w:cs="Helvetica"/>
-                <w:i w:val="false"/>
-                <w:b w:val="false"/>
-                <w:u w:val="none"/>
-                <w:sz w:val="22"/>
-                <w:szCs w:val="22"/>
-                <w:color w:val="000000"/>
-              </w:rPr>
-            </w:pPr>
-            <w:r>
-              <w:rPr>
-                <w:rFonts w:ascii="Helvetica" w:hAnsi="Helvetica" w:eastAsia="Helvetica" w:cs="Helvetica"/>
-                <w:i w:val="false"/>
-                <w:b w:val="false"/>
-                <w:u w:val="none"/>
-                <w:sz w:val="22"/>
-                <w:szCs w:val="22"/>
-                <w:color w:val="000000"/>
-              </w:rPr>
-              <w:t xml:space="preserve">-27, 38</w:t>
-            </w:r>
-          </w:p>
-        </w:tc>
-        <w:tc>
-          <w:tcPr>
-            <w:tcBorders>
-              <w:bottom w:val="none" w:sz="0" w:space="0" w:color="000000"/>
-              <w:top w:val="none" w:sz="0" w:space="0" w:color="000000"/>
-              <w:left w:val="none" w:sz="0" w:space="0" w:color="000000"/>
-              <w:right w:val="none" w:sz="0" w:space="0" w:color="000000"/>
-            </w:tcBorders>
-            <w:shd w:val="clear" w:color="auto" w:fill="FFFFFF"/>
-            <w:tcMar>
-              <w:top w:w="0" w:type="dxa"/>
-              <w:bottom w:w="0" w:type="dxa"/>
-              <w:left w:w="0" w:type="dxa"/>
-              <w:right w:w="0" w:type="dxa"/>
-            </w:tcMar>
-            <w:vAlign w:val="top"/>
-          </w:tcPr>
-          <w:p>
-            <w:pPr>
-              <w:pStyle w:val="Normal"/>
-              <w:jc w:val="center"/>
-              <w:pBdr>
-                <w:bottom w:val="none" w:sz="0" w:space="0" w:color="000000"/>
-                <w:top w:val="none" w:sz="0" w:space="0" w:color="000000"/>
-                <w:left w:val="none" w:sz="0" w:space="0" w:color="000000"/>
-                <w:right w:val="none" w:sz="0" w:space="0" w:color="000000"/>
-              </w:pBdr>
-              <w:spacing w:after="100" w:before="100" w:line="240"/>
-              <w:ind w:left="100" w:right="100" w:firstLine="0" w:firstLineChars="0"/>
-              <w:rPr>
-                <w:rFonts w:ascii="Helvetica" w:hAnsi="Helvetica" w:eastAsia="Helvetica" w:cs="Helvetica"/>
-                <w:i w:val="false"/>
-                <w:b w:val="false"/>
-                <w:u w:val="none"/>
-                <w:sz w:val="22"/>
-                <w:szCs w:val="22"/>
-                <w:color w:val="000000"/>
-              </w:rPr>
-            </w:pPr>
-            <w:r>
-              <w:rPr>
-                <w:rFonts w:ascii="Helvetica" w:hAnsi="Helvetica" w:eastAsia="Helvetica" w:cs="Helvetica"/>
-                <w:i w:val="false"/>
-                <w:b w:val="false"/>
-                <w:u w:val="none"/>
-                <w:sz w:val="22"/>
-                <w:szCs w:val="22"/>
-                <w:color w:val="000000"/>
-              </w:rPr>
-              <w:t xml:space="preserve">0.726</w:t>
+              <w:t xml:space="preserve">6.4</w:t>
+            </w:r>
+          </w:p>
+        </w:tc>
+        <w:tc>
+          <w:tcPr>
+            <w:tcBorders>
+              <w:bottom w:val="none" w:sz="0" w:space="0" w:color="000000"/>
+              <w:top w:val="none" w:sz="0" w:space="0" w:color="000000"/>
+              <w:left w:val="none" w:sz="0" w:space="0" w:color="000000"/>
+              <w:right w:val="none" w:sz="0" w:space="0" w:color="000000"/>
+            </w:tcBorders>
+            <w:shd w:val="clear" w:color="auto" w:fill="FFFFFF"/>
+            <w:tcMar>
+              <w:top w:w="0" w:type="dxa"/>
+              <w:bottom w:w="0" w:type="dxa"/>
+              <w:left w:w="0" w:type="dxa"/>
+              <w:right w:w="0" w:type="dxa"/>
+            </w:tcMar>
+            <w:vAlign w:val="top"/>
+          </w:tcPr>
+          <w:p>
+            <w:pPr>
+              <w:pStyle w:val="Normal"/>
+              <w:jc w:val="center"/>
+              <w:pBdr>
+                <w:bottom w:val="none" w:sz="0" w:space="0" w:color="000000"/>
+                <w:top w:val="none" w:sz="0" w:space="0" w:color="000000"/>
+                <w:left w:val="none" w:sz="0" w:space="0" w:color="000000"/>
+                <w:right w:val="none" w:sz="0" w:space="0" w:color="000000"/>
+              </w:pBdr>
+              <w:spacing w:after="100" w:before="100" w:line="240"/>
+              <w:ind w:left="100" w:right="100" w:firstLine="0" w:firstLineChars="0"/>
+              <w:rPr>
+                <w:rFonts w:ascii="Helvetica" w:hAnsi="Helvetica" w:eastAsia="Helvetica" w:cs="Helvetica"/>
+                <w:i w:val="false"/>
+                <w:b w:val="false"/>
+                <w:u w:val="none"/>
+                <w:sz w:val="22"/>
+                <w:szCs w:val="22"/>
+                <w:color w:val="000000"/>
+              </w:rPr>
+            </w:pPr>
+            <w:r>
+              <w:rPr>
+                <w:rFonts w:ascii="Helvetica" w:hAnsi="Helvetica" w:eastAsia="Helvetica" w:cs="Helvetica"/>
+                <w:i w:val="false"/>
+                <w:b w:val="false"/>
+                <w:u w:val="none"/>
+                <w:sz w:val="22"/>
+                <w:szCs w:val="22"/>
+                <w:color w:val="000000"/>
+              </w:rPr>
+              <w:t xml:space="preserve">-26, 38</w:t>
+            </w:r>
+          </w:p>
+        </w:tc>
+        <w:tc>
+          <w:tcPr>
+            <w:tcBorders>
+              <w:bottom w:val="none" w:sz="0" w:space="0" w:color="000000"/>
+              <w:top w:val="none" w:sz="0" w:space="0" w:color="000000"/>
+              <w:left w:val="none" w:sz="0" w:space="0" w:color="000000"/>
+              <w:right w:val="none" w:sz="0" w:space="0" w:color="000000"/>
+            </w:tcBorders>
+            <w:shd w:val="clear" w:color="auto" w:fill="FFFFFF"/>
+            <w:tcMar>
+              <w:top w:w="0" w:type="dxa"/>
+              <w:bottom w:w="0" w:type="dxa"/>
+              <w:left w:w="0" w:type="dxa"/>
+              <w:right w:w="0" w:type="dxa"/>
+            </w:tcMar>
+            <w:vAlign w:val="top"/>
+          </w:tcPr>
+          <w:p>
+            <w:pPr>
+              <w:pStyle w:val="Normal"/>
+              <w:jc w:val="center"/>
+              <w:pBdr>
+                <w:bottom w:val="none" w:sz="0" w:space="0" w:color="000000"/>
+                <w:top w:val="none" w:sz="0" w:space="0" w:color="000000"/>
+                <w:left w:val="none" w:sz="0" w:space="0" w:color="000000"/>
+                <w:right w:val="none" w:sz="0" w:space="0" w:color="000000"/>
+              </w:pBdr>
+              <w:spacing w:after="100" w:before="100" w:line="240"/>
+              <w:ind w:left="100" w:right="100" w:firstLine="0" w:firstLineChars="0"/>
+              <w:rPr>
+                <w:rFonts w:ascii="Helvetica" w:hAnsi="Helvetica" w:eastAsia="Helvetica" w:cs="Helvetica"/>
+                <w:i w:val="false"/>
+                <w:b w:val="false"/>
+                <w:u w:val="none"/>
+                <w:sz w:val="22"/>
+                <w:szCs w:val="22"/>
+                <w:color w:val="000000"/>
+              </w:rPr>
+            </w:pPr>
+            <w:r>
+              <w:rPr>
+                <w:rFonts w:ascii="Helvetica" w:hAnsi="Helvetica" w:eastAsia="Helvetica" w:cs="Helvetica"/>
+                <w:i w:val="false"/>
+                <w:b w:val="false"/>
+                <w:u w:val="none"/>
+                <w:sz w:val="22"/>
+                <w:szCs w:val="22"/>
+                <w:color w:val="000000"/>
+              </w:rPr>
+              <w:t xml:space="preserve">0.689</w:t>
             </w:r>
           </w:p>
         </w:tc>
@@ -10737,113 +10737,113 @@
                 <w:szCs w:val="22"/>
                 <w:color w:val="000000"/>
               </w:rPr>
-              <w:t xml:space="preserve">-4.0</w:t>
-            </w:r>
-          </w:p>
-        </w:tc>
-        <w:tc>
-          <w:tcPr>
-            <w:tcBorders>
-              <w:bottom w:val="none" w:sz="0" w:space="0" w:color="000000"/>
-              <w:top w:val="none" w:sz="0" w:space="0" w:color="000000"/>
-              <w:left w:val="none" w:sz="0" w:space="0" w:color="000000"/>
-              <w:right w:val="none" w:sz="0" w:space="0" w:color="000000"/>
-            </w:tcBorders>
-            <w:shd w:val="clear" w:color="auto" w:fill="FFFFFF"/>
-            <w:tcMar>
-              <w:top w:w="0" w:type="dxa"/>
-              <w:bottom w:w="0" w:type="dxa"/>
-              <w:left w:w="0" w:type="dxa"/>
-              <w:right w:w="0" w:type="dxa"/>
-            </w:tcMar>
-            <w:vAlign w:val="top"/>
-          </w:tcPr>
-          <w:p>
-            <w:pPr>
-              <w:pStyle w:val="Normal"/>
-              <w:jc w:val="center"/>
-              <w:pBdr>
-                <w:bottom w:val="none" w:sz="0" w:space="0" w:color="000000"/>
-                <w:top w:val="none" w:sz="0" w:space="0" w:color="000000"/>
-                <w:left w:val="none" w:sz="0" w:space="0" w:color="000000"/>
-                <w:right w:val="none" w:sz="0" w:space="0" w:color="000000"/>
-              </w:pBdr>
-              <w:spacing w:after="100" w:before="100" w:line="240"/>
-              <w:ind w:left="100" w:right="100" w:firstLine="0" w:firstLineChars="0"/>
-              <w:rPr>
-                <w:rFonts w:ascii="Helvetica" w:hAnsi="Helvetica" w:eastAsia="Helvetica" w:cs="Helvetica"/>
-                <w:i w:val="false"/>
-                <w:b w:val="false"/>
-                <w:u w:val="none"/>
-                <w:sz w:val="22"/>
-                <w:szCs w:val="22"/>
-                <w:color w:val="000000"/>
-              </w:rPr>
-            </w:pPr>
-            <w:r>
-              <w:rPr>
-                <w:rFonts w:ascii="Helvetica" w:hAnsi="Helvetica" w:eastAsia="Helvetica" w:cs="Helvetica"/>
-                <w:i w:val="false"/>
-                <w:b w:val="false"/>
-                <w:u w:val="none"/>
-                <w:sz w:val="22"/>
-                <w:szCs w:val="22"/>
-                <w:color w:val="000000"/>
-              </w:rPr>
-              <w:t xml:space="preserve">-23, 15</w:t>
-            </w:r>
-          </w:p>
-        </w:tc>
-        <w:tc>
-          <w:tcPr>
-            <w:tcBorders>
-              <w:bottom w:val="none" w:sz="0" w:space="0" w:color="000000"/>
-              <w:top w:val="none" w:sz="0" w:space="0" w:color="000000"/>
-              <w:left w:val="none" w:sz="0" w:space="0" w:color="000000"/>
-              <w:right w:val="none" w:sz="0" w:space="0" w:color="000000"/>
-            </w:tcBorders>
-            <w:shd w:val="clear" w:color="auto" w:fill="FFFFFF"/>
-            <w:tcMar>
-              <w:top w:w="0" w:type="dxa"/>
-              <w:bottom w:w="0" w:type="dxa"/>
-              <w:left w:w="0" w:type="dxa"/>
-              <w:right w:w="0" w:type="dxa"/>
-            </w:tcMar>
-            <w:vAlign w:val="top"/>
-          </w:tcPr>
-          <w:p>
-            <w:pPr>
-              <w:pStyle w:val="Normal"/>
-              <w:jc w:val="center"/>
-              <w:pBdr>
-                <w:bottom w:val="none" w:sz="0" w:space="0" w:color="000000"/>
-                <w:top w:val="none" w:sz="0" w:space="0" w:color="000000"/>
-                <w:left w:val="none" w:sz="0" w:space="0" w:color="000000"/>
-                <w:right w:val="none" w:sz="0" w:space="0" w:color="000000"/>
-              </w:pBdr>
-              <w:spacing w:after="100" w:before="100" w:line="240"/>
-              <w:ind w:left="100" w:right="100" w:firstLine="0" w:firstLineChars="0"/>
-              <w:rPr>
-                <w:rFonts w:ascii="Helvetica" w:hAnsi="Helvetica" w:eastAsia="Helvetica" w:cs="Helvetica"/>
-                <w:i w:val="false"/>
-                <w:b w:val="false"/>
-                <w:u w:val="none"/>
-                <w:sz w:val="22"/>
-                <w:szCs w:val="22"/>
-                <w:color w:val="000000"/>
-              </w:rPr>
-            </w:pPr>
-            <w:r>
-              <w:rPr>
-                <w:rFonts w:ascii="Helvetica" w:hAnsi="Helvetica" w:eastAsia="Helvetica" w:cs="Helvetica"/>
-                <w:i w:val="false"/>
-                <w:b w:val="false"/>
-                <w:u w:val="none"/>
-                <w:sz w:val="22"/>
-                <w:szCs w:val="22"/>
-                <w:color w:val="000000"/>
-              </w:rPr>
-              <w:t xml:space="preserve">0.672</w:t>
+              <w:t xml:space="preserve">-3.3</w:t>
+            </w:r>
+          </w:p>
+        </w:tc>
+        <w:tc>
+          <w:tcPr>
+            <w:tcBorders>
+              <w:bottom w:val="none" w:sz="0" w:space="0" w:color="000000"/>
+              <w:top w:val="none" w:sz="0" w:space="0" w:color="000000"/>
+              <w:left w:val="none" w:sz="0" w:space="0" w:color="000000"/>
+              <w:right w:val="none" w:sz="0" w:space="0" w:color="000000"/>
+            </w:tcBorders>
+            <w:shd w:val="clear" w:color="auto" w:fill="FFFFFF"/>
+            <w:tcMar>
+              <w:top w:w="0" w:type="dxa"/>
+              <w:bottom w:w="0" w:type="dxa"/>
+              <w:left w:w="0" w:type="dxa"/>
+              <w:right w:w="0" w:type="dxa"/>
+            </w:tcMar>
+            <w:vAlign w:val="top"/>
+          </w:tcPr>
+          <w:p>
+            <w:pPr>
+              <w:pStyle w:val="Normal"/>
+              <w:jc w:val="center"/>
+              <w:pBdr>
+                <w:bottom w:val="none" w:sz="0" w:space="0" w:color="000000"/>
+                <w:top w:val="none" w:sz="0" w:space="0" w:color="000000"/>
+                <w:left w:val="none" w:sz="0" w:space="0" w:color="000000"/>
+                <w:right w:val="none" w:sz="0" w:space="0" w:color="000000"/>
+              </w:pBdr>
+              <w:spacing w:after="100" w:before="100" w:line="240"/>
+              <w:ind w:left="100" w:right="100" w:firstLine="0" w:firstLineChars="0"/>
+              <w:rPr>
+                <w:rFonts w:ascii="Helvetica" w:hAnsi="Helvetica" w:eastAsia="Helvetica" w:cs="Helvetica"/>
+                <w:i w:val="false"/>
+                <w:b w:val="false"/>
+                <w:u w:val="none"/>
+                <w:sz w:val="22"/>
+                <w:szCs w:val="22"/>
+                <w:color w:val="000000"/>
+              </w:rPr>
+            </w:pPr>
+            <w:r>
+              <w:rPr>
+                <w:rFonts w:ascii="Helvetica" w:hAnsi="Helvetica" w:eastAsia="Helvetica" w:cs="Helvetica"/>
+                <w:i w:val="false"/>
+                <w:b w:val="false"/>
+                <w:u w:val="none"/>
+                <w:sz w:val="22"/>
+                <w:szCs w:val="22"/>
+                <w:color w:val="000000"/>
+              </w:rPr>
+              <w:t xml:space="preserve">-22, 15</w:t>
+            </w:r>
+          </w:p>
+        </w:tc>
+        <w:tc>
+          <w:tcPr>
+            <w:tcBorders>
+              <w:bottom w:val="none" w:sz="0" w:space="0" w:color="000000"/>
+              <w:top w:val="none" w:sz="0" w:space="0" w:color="000000"/>
+              <w:left w:val="none" w:sz="0" w:space="0" w:color="000000"/>
+              <w:right w:val="none" w:sz="0" w:space="0" w:color="000000"/>
+            </w:tcBorders>
+            <w:shd w:val="clear" w:color="auto" w:fill="FFFFFF"/>
+            <w:tcMar>
+              <w:top w:w="0" w:type="dxa"/>
+              <w:bottom w:w="0" w:type="dxa"/>
+              <w:left w:w="0" w:type="dxa"/>
+              <w:right w:w="0" w:type="dxa"/>
+            </w:tcMar>
+            <w:vAlign w:val="top"/>
+          </w:tcPr>
+          <w:p>
+            <w:pPr>
+              <w:pStyle w:val="Normal"/>
+              <w:jc w:val="center"/>
+              <w:pBdr>
+                <w:bottom w:val="none" w:sz="0" w:space="0" w:color="000000"/>
+                <w:top w:val="none" w:sz="0" w:space="0" w:color="000000"/>
+                <w:left w:val="none" w:sz="0" w:space="0" w:color="000000"/>
+                <w:right w:val="none" w:sz="0" w:space="0" w:color="000000"/>
+              </w:pBdr>
+              <w:spacing w:after="100" w:before="100" w:line="240"/>
+              <w:ind w:left="100" w:right="100" w:firstLine="0" w:firstLineChars="0"/>
+              <w:rPr>
+                <w:rFonts w:ascii="Helvetica" w:hAnsi="Helvetica" w:eastAsia="Helvetica" w:cs="Helvetica"/>
+                <w:i w:val="false"/>
+                <w:b w:val="false"/>
+                <w:u w:val="none"/>
+                <w:sz w:val="22"/>
+                <w:szCs w:val="22"/>
+                <w:color w:val="000000"/>
+              </w:rPr>
+            </w:pPr>
+            <w:r>
+              <w:rPr>
+                <w:rFonts w:ascii="Helvetica" w:hAnsi="Helvetica" w:eastAsia="Helvetica" w:cs="Helvetica"/>
+                <w:i w:val="false"/>
+                <w:b w:val="false"/>
+                <w:u w:val="none"/>
+                <w:sz w:val="22"/>
+                <w:szCs w:val="22"/>
+                <w:color w:val="000000"/>
+              </w:rPr>
+              <w:t xml:space="preserve">0.722</w:t>
             </w:r>
           </w:p>
         </w:tc>
@@ -11273,60 +11273,60 @@
                 <w:szCs w:val="22"/>
                 <w:color w:val="000000"/>
               </w:rPr>
-              <w:t xml:space="preserve">-29, 5.6</w:t>
-            </w:r>
-          </w:p>
-        </w:tc>
-        <w:tc>
-          <w:tcPr>
-            <w:tcBorders>
-              <w:bottom w:val="none" w:sz="0" w:space="0" w:color="000000"/>
-              <w:top w:val="none" w:sz="0" w:space="0" w:color="000000"/>
-              <w:left w:val="none" w:sz="0" w:space="0" w:color="000000"/>
-              <w:right w:val="none" w:sz="0" w:space="0" w:color="000000"/>
-            </w:tcBorders>
-            <w:shd w:val="clear" w:color="auto" w:fill="FFFFFF"/>
-            <w:tcMar>
-              <w:top w:w="0" w:type="dxa"/>
-              <w:bottom w:w="0" w:type="dxa"/>
-              <w:left w:w="0" w:type="dxa"/>
-              <w:right w:w="0" w:type="dxa"/>
-            </w:tcMar>
-            <w:vAlign w:val="top"/>
-          </w:tcPr>
-          <w:p>
-            <w:pPr>
-              <w:pStyle w:val="Normal"/>
-              <w:jc w:val="center"/>
-              <w:pBdr>
-                <w:bottom w:val="none" w:sz="0" w:space="0" w:color="000000"/>
-                <w:top w:val="none" w:sz="0" w:space="0" w:color="000000"/>
-                <w:left w:val="none" w:sz="0" w:space="0" w:color="000000"/>
-                <w:right w:val="none" w:sz="0" w:space="0" w:color="000000"/>
-              </w:pBdr>
-              <w:spacing w:after="100" w:before="100" w:line="240"/>
-              <w:ind w:left="100" w:right="100" w:firstLine="0" w:firstLineChars="0"/>
-              <w:rPr>
-                <w:rFonts w:ascii="Helvetica" w:hAnsi="Helvetica" w:eastAsia="Helvetica" w:cs="Helvetica"/>
-                <w:i w:val="false"/>
-                <w:b w:val="false"/>
-                <w:u w:val="none"/>
-                <w:sz w:val="22"/>
-                <w:szCs w:val="22"/>
-                <w:color w:val="000000"/>
-              </w:rPr>
-            </w:pPr>
-            <w:r>
-              <w:rPr>
-                <w:rFonts w:ascii="Helvetica" w:hAnsi="Helvetica" w:eastAsia="Helvetica" w:cs="Helvetica"/>
-                <w:i w:val="false"/>
-                <w:b w:val="false"/>
-                <w:u w:val="none"/>
-                <w:sz w:val="22"/>
-                <w:szCs w:val="22"/>
-                <w:color w:val="000000"/>
-              </w:rPr>
-              <w:t xml:space="preserve">0.182</w:t>
+              <w:t xml:space="preserve">-29, 4.7</w:t>
+            </w:r>
+          </w:p>
+        </w:tc>
+        <w:tc>
+          <w:tcPr>
+            <w:tcBorders>
+              <w:bottom w:val="none" w:sz="0" w:space="0" w:color="000000"/>
+              <w:top w:val="none" w:sz="0" w:space="0" w:color="000000"/>
+              <w:left w:val="none" w:sz="0" w:space="0" w:color="000000"/>
+              <w:right w:val="none" w:sz="0" w:space="0" w:color="000000"/>
+            </w:tcBorders>
+            <w:shd w:val="clear" w:color="auto" w:fill="FFFFFF"/>
+            <w:tcMar>
+              <w:top w:w="0" w:type="dxa"/>
+              <w:bottom w:w="0" w:type="dxa"/>
+              <w:left w:w="0" w:type="dxa"/>
+              <w:right w:w="0" w:type="dxa"/>
+            </w:tcMar>
+            <w:vAlign w:val="top"/>
+          </w:tcPr>
+          <w:p>
+            <w:pPr>
+              <w:pStyle w:val="Normal"/>
+              <w:jc w:val="center"/>
+              <w:pBdr>
+                <w:bottom w:val="none" w:sz="0" w:space="0" w:color="000000"/>
+                <w:top w:val="none" w:sz="0" w:space="0" w:color="000000"/>
+                <w:left w:val="none" w:sz="0" w:space="0" w:color="000000"/>
+                <w:right w:val="none" w:sz="0" w:space="0" w:color="000000"/>
+              </w:pBdr>
+              <w:spacing w:after="100" w:before="100" w:line="240"/>
+              <w:ind w:left="100" w:right="100" w:firstLine="0" w:firstLineChars="0"/>
+              <w:rPr>
+                <w:rFonts w:ascii="Helvetica" w:hAnsi="Helvetica" w:eastAsia="Helvetica" w:cs="Helvetica"/>
+                <w:i w:val="false"/>
+                <w:b w:val="false"/>
+                <w:u w:val="none"/>
+                <w:sz w:val="22"/>
+                <w:szCs w:val="22"/>
+                <w:color w:val="000000"/>
+              </w:rPr>
+            </w:pPr>
+            <w:r>
+              <w:rPr>
+                <w:rFonts w:ascii="Helvetica" w:hAnsi="Helvetica" w:eastAsia="Helvetica" w:cs="Helvetica"/>
+                <w:i w:val="false"/>
+                <w:b w:val="false"/>
+                <w:u w:val="none"/>
+                <w:sz w:val="22"/>
+                <w:szCs w:val="22"/>
+                <w:color w:val="000000"/>
+              </w:rPr>
+              <w:t xml:space="preserve">0.153</w:t>
             </w:r>
           </w:p>
         </w:tc>
@@ -11703,113 +11703,113 @@
                 <w:szCs w:val="22"/>
                 <w:color w:val="000000"/>
               </w:rPr>
-              <w:t xml:space="preserve">1.9</w:t>
-            </w:r>
-          </w:p>
-        </w:tc>
-        <w:tc>
-          <w:tcPr>
-            <w:tcBorders>
-              <w:bottom w:val="none" w:sz="0" w:space="0" w:color="000000"/>
-              <w:top w:val="none" w:sz="0" w:space="0" w:color="000000"/>
-              <w:left w:val="none" w:sz="0" w:space="0" w:color="000000"/>
-              <w:right w:val="none" w:sz="0" w:space="0" w:color="000000"/>
-            </w:tcBorders>
-            <w:shd w:val="clear" w:color="auto" w:fill="FFFFFF"/>
-            <w:tcMar>
-              <w:top w:w="0" w:type="dxa"/>
-              <w:bottom w:w="0" w:type="dxa"/>
-              <w:left w:w="0" w:type="dxa"/>
-              <w:right w:w="0" w:type="dxa"/>
-            </w:tcMar>
-            <w:vAlign w:val="top"/>
-          </w:tcPr>
-          <w:p>
-            <w:pPr>
-              <w:pStyle w:val="Normal"/>
-              <w:jc w:val="center"/>
-              <w:pBdr>
-                <w:bottom w:val="none" w:sz="0" w:space="0" w:color="000000"/>
-                <w:top w:val="none" w:sz="0" w:space="0" w:color="000000"/>
-                <w:left w:val="none" w:sz="0" w:space="0" w:color="000000"/>
-                <w:right w:val="none" w:sz="0" w:space="0" w:color="000000"/>
-              </w:pBdr>
-              <w:spacing w:after="100" w:before="100" w:line="240"/>
-              <w:ind w:left="100" w:right="100" w:firstLine="0" w:firstLineChars="0"/>
-              <w:rPr>
-                <w:rFonts w:ascii="Helvetica" w:hAnsi="Helvetica" w:eastAsia="Helvetica" w:cs="Helvetica"/>
-                <w:i w:val="false"/>
-                <w:b w:val="false"/>
-                <w:u w:val="none"/>
-                <w:sz w:val="22"/>
-                <w:szCs w:val="22"/>
-                <w:color w:val="000000"/>
-              </w:rPr>
-            </w:pPr>
-            <w:r>
-              <w:rPr>
-                <w:rFonts w:ascii="Helvetica" w:hAnsi="Helvetica" w:eastAsia="Helvetica" w:cs="Helvetica"/>
-                <w:i w:val="false"/>
-                <w:b w:val="false"/>
-                <w:u w:val="none"/>
-                <w:sz w:val="22"/>
-                <w:szCs w:val="22"/>
-                <w:color w:val="000000"/>
-              </w:rPr>
-              <w:t xml:space="preserve">-21, 25</w:t>
-            </w:r>
-          </w:p>
-        </w:tc>
-        <w:tc>
-          <w:tcPr>
-            <w:tcBorders>
-              <w:bottom w:val="none" w:sz="0" w:space="0" w:color="000000"/>
-              <w:top w:val="none" w:sz="0" w:space="0" w:color="000000"/>
-              <w:left w:val="none" w:sz="0" w:space="0" w:color="000000"/>
-              <w:right w:val="none" w:sz="0" w:space="0" w:color="000000"/>
-            </w:tcBorders>
-            <w:shd w:val="clear" w:color="auto" w:fill="FFFFFF"/>
-            <w:tcMar>
-              <w:top w:w="0" w:type="dxa"/>
-              <w:bottom w:w="0" w:type="dxa"/>
-              <w:left w:w="0" w:type="dxa"/>
-              <w:right w:w="0" w:type="dxa"/>
-            </w:tcMar>
-            <w:vAlign w:val="top"/>
-          </w:tcPr>
-          <w:p>
-            <w:pPr>
-              <w:pStyle w:val="Normal"/>
-              <w:jc w:val="center"/>
-              <w:pBdr>
-                <w:bottom w:val="none" w:sz="0" w:space="0" w:color="000000"/>
-                <w:top w:val="none" w:sz="0" w:space="0" w:color="000000"/>
-                <w:left w:val="none" w:sz="0" w:space="0" w:color="000000"/>
-                <w:right w:val="none" w:sz="0" w:space="0" w:color="000000"/>
-              </w:pBdr>
-              <w:spacing w:after="100" w:before="100" w:line="240"/>
-              <w:ind w:left="100" w:right="100" w:firstLine="0" w:firstLineChars="0"/>
-              <w:rPr>
-                <w:rFonts w:ascii="Helvetica" w:hAnsi="Helvetica" w:eastAsia="Helvetica" w:cs="Helvetica"/>
-                <w:i w:val="false"/>
-                <w:b w:val="false"/>
-                <w:u w:val="none"/>
-                <w:sz w:val="22"/>
-                <w:szCs w:val="22"/>
-                <w:color w:val="000000"/>
-              </w:rPr>
-            </w:pPr>
-            <w:r>
-              <w:rPr>
-                <w:rFonts w:ascii="Helvetica" w:hAnsi="Helvetica" w:eastAsia="Helvetica" w:cs="Helvetica"/>
-                <w:i w:val="false"/>
-                <w:b w:val="false"/>
-                <w:u w:val="none"/>
-                <w:sz w:val="22"/>
-                <w:szCs w:val="22"/>
-                <w:color w:val="000000"/>
-              </w:rPr>
-              <w:t xml:space="preserve">0.869</w:t>
+              <w:t xml:space="preserve">1.1</w:t>
+            </w:r>
+          </w:p>
+        </w:tc>
+        <w:tc>
+          <w:tcPr>
+            <w:tcBorders>
+              <w:bottom w:val="none" w:sz="0" w:space="0" w:color="000000"/>
+              <w:top w:val="none" w:sz="0" w:space="0" w:color="000000"/>
+              <w:left w:val="none" w:sz="0" w:space="0" w:color="000000"/>
+              <w:right w:val="none" w:sz="0" w:space="0" w:color="000000"/>
+            </w:tcBorders>
+            <w:shd w:val="clear" w:color="auto" w:fill="FFFFFF"/>
+            <w:tcMar>
+              <w:top w:w="0" w:type="dxa"/>
+              <w:bottom w:w="0" w:type="dxa"/>
+              <w:left w:w="0" w:type="dxa"/>
+              <w:right w:w="0" w:type="dxa"/>
+            </w:tcMar>
+            <w:vAlign w:val="top"/>
+          </w:tcPr>
+          <w:p>
+            <w:pPr>
+              <w:pStyle w:val="Normal"/>
+              <w:jc w:val="center"/>
+              <w:pBdr>
+                <w:bottom w:val="none" w:sz="0" w:space="0" w:color="000000"/>
+                <w:top w:val="none" w:sz="0" w:space="0" w:color="000000"/>
+                <w:left w:val="none" w:sz="0" w:space="0" w:color="000000"/>
+                <w:right w:val="none" w:sz="0" w:space="0" w:color="000000"/>
+              </w:pBdr>
+              <w:spacing w:after="100" w:before="100" w:line="240"/>
+              <w:ind w:left="100" w:right="100" w:firstLine="0" w:firstLineChars="0"/>
+              <w:rPr>
+                <w:rFonts w:ascii="Helvetica" w:hAnsi="Helvetica" w:eastAsia="Helvetica" w:cs="Helvetica"/>
+                <w:i w:val="false"/>
+                <w:b w:val="false"/>
+                <w:u w:val="none"/>
+                <w:sz w:val="22"/>
+                <w:szCs w:val="22"/>
+                <w:color w:val="000000"/>
+              </w:rPr>
+            </w:pPr>
+            <w:r>
+              <w:rPr>
+                <w:rFonts w:ascii="Helvetica" w:hAnsi="Helvetica" w:eastAsia="Helvetica" w:cs="Helvetica"/>
+                <w:i w:val="false"/>
+                <w:b w:val="false"/>
+                <w:u w:val="none"/>
+                <w:sz w:val="22"/>
+                <w:szCs w:val="22"/>
+                <w:color w:val="000000"/>
+              </w:rPr>
+              <w:t xml:space="preserve">-22, 24</w:t>
+            </w:r>
+          </w:p>
+        </w:tc>
+        <w:tc>
+          <w:tcPr>
+            <w:tcBorders>
+              <w:bottom w:val="none" w:sz="0" w:space="0" w:color="000000"/>
+              <w:top w:val="none" w:sz="0" w:space="0" w:color="000000"/>
+              <w:left w:val="none" w:sz="0" w:space="0" w:color="000000"/>
+              <w:right w:val="none" w:sz="0" w:space="0" w:color="000000"/>
+            </w:tcBorders>
+            <w:shd w:val="clear" w:color="auto" w:fill="FFFFFF"/>
+            <w:tcMar>
+              <w:top w:w="0" w:type="dxa"/>
+              <w:bottom w:w="0" w:type="dxa"/>
+              <w:left w:w="0" w:type="dxa"/>
+              <w:right w:w="0" w:type="dxa"/>
+            </w:tcMar>
+            <w:vAlign w:val="top"/>
+          </w:tcPr>
+          <w:p>
+            <w:pPr>
+              <w:pStyle w:val="Normal"/>
+              <w:jc w:val="center"/>
+              <w:pBdr>
+                <w:bottom w:val="none" w:sz="0" w:space="0" w:color="000000"/>
+                <w:top w:val="none" w:sz="0" w:space="0" w:color="000000"/>
+                <w:left w:val="none" w:sz="0" w:space="0" w:color="000000"/>
+                <w:right w:val="none" w:sz="0" w:space="0" w:color="000000"/>
+              </w:pBdr>
+              <w:spacing w:after="100" w:before="100" w:line="240"/>
+              <w:ind w:left="100" w:right="100" w:firstLine="0" w:firstLineChars="0"/>
+              <w:rPr>
+                <w:rFonts w:ascii="Helvetica" w:hAnsi="Helvetica" w:eastAsia="Helvetica" w:cs="Helvetica"/>
+                <w:i w:val="false"/>
+                <w:b w:val="false"/>
+                <w:u w:val="none"/>
+                <w:sz w:val="22"/>
+                <w:szCs w:val="22"/>
+                <w:color w:val="000000"/>
+              </w:rPr>
+            </w:pPr>
+            <w:r>
+              <w:rPr>
+                <w:rFonts w:ascii="Helvetica" w:hAnsi="Helvetica" w:eastAsia="Helvetica" w:cs="Helvetica"/>
+                <w:i w:val="false"/>
+                <w:b w:val="false"/>
+                <w:u w:val="none"/>
+                <w:sz w:val="22"/>
+                <w:szCs w:val="22"/>
+                <w:color w:val="000000"/>
+              </w:rPr>
+              <w:t xml:space="preserve">0.926</w:t>
             </w:r>
           </w:p>
         </w:tc>
@@ -12186,113 +12186,113 @@
                 <w:szCs w:val="22"/>
                 <w:color w:val="000000"/>
               </w:rPr>
-              <w:t xml:space="preserve">-13</w:t>
-            </w:r>
-          </w:p>
-        </w:tc>
-        <w:tc>
-          <w:tcPr>
-            <w:tcBorders>
-              <w:bottom w:val="none" w:sz="0" w:space="0" w:color="000000"/>
-              <w:top w:val="none" w:sz="0" w:space="0" w:color="000000"/>
-              <w:left w:val="none" w:sz="0" w:space="0" w:color="000000"/>
-              <w:right w:val="none" w:sz="0" w:space="0" w:color="000000"/>
-            </w:tcBorders>
-            <w:shd w:val="clear" w:color="auto" w:fill="FFFFFF"/>
-            <w:tcMar>
-              <w:top w:w="0" w:type="dxa"/>
-              <w:bottom w:w="0" w:type="dxa"/>
-              <w:left w:w="0" w:type="dxa"/>
-              <w:right w:w="0" w:type="dxa"/>
-            </w:tcMar>
-            <w:vAlign w:val="top"/>
-          </w:tcPr>
-          <w:p>
-            <w:pPr>
-              <w:pStyle w:val="Normal"/>
-              <w:jc w:val="center"/>
-              <w:pBdr>
-                <w:bottom w:val="none" w:sz="0" w:space="0" w:color="000000"/>
-                <w:top w:val="none" w:sz="0" w:space="0" w:color="000000"/>
-                <w:left w:val="none" w:sz="0" w:space="0" w:color="000000"/>
-                <w:right w:val="none" w:sz="0" w:space="0" w:color="000000"/>
-              </w:pBdr>
-              <w:spacing w:after="100" w:before="100" w:line="240"/>
-              <w:ind w:left="100" w:right="100" w:firstLine="0" w:firstLineChars="0"/>
-              <w:rPr>
-                <w:rFonts w:ascii="Helvetica" w:hAnsi="Helvetica" w:eastAsia="Helvetica" w:cs="Helvetica"/>
-                <w:i w:val="false"/>
-                <w:b w:val="false"/>
-                <w:u w:val="none"/>
-                <w:sz w:val="22"/>
-                <w:szCs w:val="22"/>
-                <w:color w:val="000000"/>
-              </w:rPr>
-            </w:pPr>
-            <w:r>
-              <w:rPr>
-                <w:rFonts w:ascii="Helvetica" w:hAnsi="Helvetica" w:eastAsia="Helvetica" w:cs="Helvetica"/>
-                <w:i w:val="false"/>
-                <w:b w:val="false"/>
-                <w:u w:val="none"/>
-                <w:sz w:val="22"/>
-                <w:szCs w:val="22"/>
-                <w:color w:val="000000"/>
-              </w:rPr>
-              <w:t xml:space="preserve">-39, 13</w:t>
-            </w:r>
-          </w:p>
-        </w:tc>
-        <w:tc>
-          <w:tcPr>
-            <w:tcBorders>
-              <w:bottom w:val="none" w:sz="0" w:space="0" w:color="000000"/>
-              <w:top w:val="none" w:sz="0" w:space="0" w:color="000000"/>
-              <w:left w:val="none" w:sz="0" w:space="0" w:color="000000"/>
-              <w:right w:val="none" w:sz="0" w:space="0" w:color="000000"/>
-            </w:tcBorders>
-            <w:shd w:val="clear" w:color="auto" w:fill="FFFFFF"/>
-            <w:tcMar>
-              <w:top w:w="0" w:type="dxa"/>
-              <w:bottom w:w="0" w:type="dxa"/>
-              <w:left w:w="0" w:type="dxa"/>
-              <w:right w:w="0" w:type="dxa"/>
-            </w:tcMar>
-            <w:vAlign w:val="top"/>
-          </w:tcPr>
-          <w:p>
-            <w:pPr>
-              <w:pStyle w:val="Normal"/>
-              <w:jc w:val="center"/>
-              <w:pBdr>
-                <w:bottom w:val="none" w:sz="0" w:space="0" w:color="000000"/>
-                <w:top w:val="none" w:sz="0" w:space="0" w:color="000000"/>
-                <w:left w:val="none" w:sz="0" w:space="0" w:color="000000"/>
-                <w:right w:val="none" w:sz="0" w:space="0" w:color="000000"/>
-              </w:pBdr>
-              <w:spacing w:after="100" w:before="100" w:line="240"/>
-              <w:ind w:left="100" w:right="100" w:firstLine="0" w:firstLineChars="0"/>
-              <w:rPr>
-                <w:rFonts w:ascii="Helvetica" w:hAnsi="Helvetica" w:eastAsia="Helvetica" w:cs="Helvetica"/>
-                <w:i w:val="false"/>
-                <w:b w:val="false"/>
-                <w:u w:val="none"/>
-                <w:sz w:val="22"/>
-                <w:szCs w:val="22"/>
-                <w:color w:val="000000"/>
-              </w:rPr>
-            </w:pPr>
-            <w:r>
-              <w:rPr>
-                <w:rFonts w:ascii="Helvetica" w:hAnsi="Helvetica" w:eastAsia="Helvetica" w:cs="Helvetica"/>
-                <w:i w:val="false"/>
-                <w:b w:val="false"/>
-                <w:u w:val="none"/>
-                <w:sz w:val="22"/>
-                <w:szCs w:val="22"/>
-                <w:color w:val="000000"/>
-              </w:rPr>
-              <w:t xml:space="preserve">0.333</w:t>
+              <w:t xml:space="preserve">-11</w:t>
+            </w:r>
+          </w:p>
+        </w:tc>
+        <w:tc>
+          <w:tcPr>
+            <w:tcBorders>
+              <w:bottom w:val="none" w:sz="0" w:space="0" w:color="000000"/>
+              <w:top w:val="none" w:sz="0" w:space="0" w:color="000000"/>
+              <w:left w:val="none" w:sz="0" w:space="0" w:color="000000"/>
+              <w:right w:val="none" w:sz="0" w:space="0" w:color="000000"/>
+            </w:tcBorders>
+            <w:shd w:val="clear" w:color="auto" w:fill="FFFFFF"/>
+            <w:tcMar>
+              <w:top w:w="0" w:type="dxa"/>
+              <w:bottom w:w="0" w:type="dxa"/>
+              <w:left w:w="0" w:type="dxa"/>
+              <w:right w:w="0" w:type="dxa"/>
+            </w:tcMar>
+            <w:vAlign w:val="top"/>
+          </w:tcPr>
+          <w:p>
+            <w:pPr>
+              <w:pStyle w:val="Normal"/>
+              <w:jc w:val="center"/>
+              <w:pBdr>
+                <w:bottom w:val="none" w:sz="0" w:space="0" w:color="000000"/>
+                <w:top w:val="none" w:sz="0" w:space="0" w:color="000000"/>
+                <w:left w:val="none" w:sz="0" w:space="0" w:color="000000"/>
+                <w:right w:val="none" w:sz="0" w:space="0" w:color="000000"/>
+              </w:pBdr>
+              <w:spacing w:after="100" w:before="100" w:line="240"/>
+              <w:ind w:left="100" w:right="100" w:firstLine="0" w:firstLineChars="0"/>
+              <w:rPr>
+                <w:rFonts w:ascii="Helvetica" w:hAnsi="Helvetica" w:eastAsia="Helvetica" w:cs="Helvetica"/>
+                <w:i w:val="false"/>
+                <w:b w:val="false"/>
+                <w:u w:val="none"/>
+                <w:sz w:val="22"/>
+                <w:szCs w:val="22"/>
+                <w:color w:val="000000"/>
+              </w:rPr>
+            </w:pPr>
+            <w:r>
+              <w:rPr>
+                <w:rFonts w:ascii="Helvetica" w:hAnsi="Helvetica" w:eastAsia="Helvetica" w:cs="Helvetica"/>
+                <w:i w:val="false"/>
+                <w:b w:val="false"/>
+                <w:u w:val="none"/>
+                <w:sz w:val="22"/>
+                <w:szCs w:val="22"/>
+                <w:color w:val="000000"/>
+              </w:rPr>
+              <w:t xml:space="preserve">-37, 14</w:t>
+            </w:r>
+          </w:p>
+        </w:tc>
+        <w:tc>
+          <w:tcPr>
+            <w:tcBorders>
+              <w:bottom w:val="none" w:sz="0" w:space="0" w:color="000000"/>
+              <w:top w:val="none" w:sz="0" w:space="0" w:color="000000"/>
+              <w:left w:val="none" w:sz="0" w:space="0" w:color="000000"/>
+              <w:right w:val="none" w:sz="0" w:space="0" w:color="000000"/>
+            </w:tcBorders>
+            <w:shd w:val="clear" w:color="auto" w:fill="FFFFFF"/>
+            <w:tcMar>
+              <w:top w:w="0" w:type="dxa"/>
+              <w:bottom w:w="0" w:type="dxa"/>
+              <w:left w:w="0" w:type="dxa"/>
+              <w:right w:w="0" w:type="dxa"/>
+            </w:tcMar>
+            <w:vAlign w:val="top"/>
+          </w:tcPr>
+          <w:p>
+            <w:pPr>
+              <w:pStyle w:val="Normal"/>
+              <w:jc w:val="center"/>
+              <w:pBdr>
+                <w:bottom w:val="none" w:sz="0" w:space="0" w:color="000000"/>
+                <w:top w:val="none" w:sz="0" w:space="0" w:color="000000"/>
+                <w:left w:val="none" w:sz="0" w:space="0" w:color="000000"/>
+                <w:right w:val="none" w:sz="0" w:space="0" w:color="000000"/>
+              </w:pBdr>
+              <w:spacing w:after="100" w:before="100" w:line="240"/>
+              <w:ind w:left="100" w:right="100" w:firstLine="0" w:firstLineChars="0"/>
+              <w:rPr>
+                <w:rFonts w:ascii="Helvetica" w:hAnsi="Helvetica" w:eastAsia="Helvetica" w:cs="Helvetica"/>
+                <w:i w:val="false"/>
+                <w:b w:val="false"/>
+                <w:u w:val="none"/>
+                <w:sz w:val="22"/>
+                <w:szCs w:val="22"/>
+                <w:color w:val="000000"/>
+              </w:rPr>
+            </w:pPr>
+            <w:r>
+              <w:rPr>
+                <w:rFonts w:ascii="Helvetica" w:hAnsi="Helvetica" w:eastAsia="Helvetica" w:cs="Helvetica"/>
+                <w:i w:val="false"/>
+                <w:b w:val="false"/>
+                <w:u w:val="none"/>
+                <w:sz w:val="22"/>
+                <w:szCs w:val="22"/>
+                <w:color w:val="000000"/>
+              </w:rPr>
+              <w:t xml:space="preserve">0.387</w:t>
             </w:r>
           </w:p>
         </w:tc>
@@ -12669,113 +12669,113 @@
                 <w:szCs w:val="22"/>
                 <w:color w:val="000000"/>
               </w:rPr>
-              <w:t xml:space="preserve">15</w:t>
-            </w:r>
-          </w:p>
-        </w:tc>
-        <w:tc>
-          <w:tcPr>
-            <w:tcBorders>
-              <w:bottom w:val="none" w:sz="0" w:space="0" w:color="000000"/>
-              <w:top w:val="none" w:sz="0" w:space="0" w:color="000000"/>
-              <w:left w:val="none" w:sz="0" w:space="0" w:color="000000"/>
-              <w:right w:val="none" w:sz="0" w:space="0" w:color="000000"/>
-            </w:tcBorders>
-            <w:shd w:val="clear" w:color="auto" w:fill="FFFFFF"/>
-            <w:tcMar>
-              <w:top w:w="0" w:type="dxa"/>
-              <w:bottom w:w="0" w:type="dxa"/>
-              <w:left w:w="0" w:type="dxa"/>
-              <w:right w:w="0" w:type="dxa"/>
-            </w:tcMar>
-            <w:vAlign w:val="top"/>
-          </w:tcPr>
-          <w:p>
-            <w:pPr>
-              <w:pStyle w:val="Normal"/>
-              <w:jc w:val="center"/>
-              <w:pBdr>
-                <w:bottom w:val="none" w:sz="0" w:space="0" w:color="000000"/>
-                <w:top w:val="none" w:sz="0" w:space="0" w:color="000000"/>
-                <w:left w:val="none" w:sz="0" w:space="0" w:color="000000"/>
-                <w:right w:val="none" w:sz="0" w:space="0" w:color="000000"/>
-              </w:pBdr>
-              <w:spacing w:after="100" w:before="100" w:line="240"/>
-              <w:ind w:left="100" w:right="100" w:firstLine="0" w:firstLineChars="0"/>
-              <w:rPr>
-                <w:rFonts w:ascii="Helvetica" w:hAnsi="Helvetica" w:eastAsia="Helvetica" w:cs="Helvetica"/>
-                <w:i w:val="false"/>
-                <w:b w:val="false"/>
-                <w:u w:val="none"/>
-                <w:sz w:val="22"/>
-                <w:szCs w:val="22"/>
-                <w:color w:val="000000"/>
-              </w:rPr>
-            </w:pPr>
-            <w:r>
-              <w:rPr>
-                <w:rFonts w:ascii="Helvetica" w:hAnsi="Helvetica" w:eastAsia="Helvetica" w:cs="Helvetica"/>
-                <w:i w:val="false"/>
-                <w:b w:val="false"/>
-                <w:u w:val="none"/>
-                <w:sz w:val="22"/>
-                <w:szCs w:val="22"/>
-                <w:color w:val="000000"/>
-              </w:rPr>
-              <w:t xml:space="preserve">1.2, 29</w:t>
-            </w:r>
-          </w:p>
-        </w:tc>
-        <w:tc>
-          <w:tcPr>
-            <w:tcBorders>
-              <w:bottom w:val="none" w:sz="0" w:space="0" w:color="000000"/>
-              <w:top w:val="none" w:sz="0" w:space="0" w:color="000000"/>
-              <w:left w:val="none" w:sz="0" w:space="0" w:color="000000"/>
-              <w:right w:val="none" w:sz="0" w:space="0" w:color="000000"/>
-            </w:tcBorders>
-            <w:shd w:val="clear" w:color="auto" w:fill="FFFFFF"/>
-            <w:tcMar>
-              <w:top w:w="0" w:type="dxa"/>
-              <w:bottom w:w="0" w:type="dxa"/>
-              <w:left w:w="0" w:type="dxa"/>
-              <w:right w:w="0" w:type="dxa"/>
-            </w:tcMar>
-            <w:vAlign w:val="top"/>
-          </w:tcPr>
-          <w:p>
-            <w:pPr>
-              <w:pStyle w:val="Normal"/>
-              <w:jc w:val="center"/>
-              <w:pBdr>
-                <w:bottom w:val="none" w:sz="0" w:space="0" w:color="000000"/>
-                <w:top w:val="none" w:sz="0" w:space="0" w:color="000000"/>
-                <w:left w:val="none" w:sz="0" w:space="0" w:color="000000"/>
-                <w:right w:val="none" w:sz="0" w:space="0" w:color="000000"/>
-              </w:pBdr>
-              <w:spacing w:after="100" w:before="100" w:line="240"/>
-              <w:ind w:left="100" w:right="100" w:firstLine="0" w:firstLineChars="0"/>
-              <w:rPr>
-                <w:rFonts w:ascii="Helvetica" w:hAnsi="Helvetica" w:eastAsia="Helvetica" w:cs="Helvetica"/>
-                <w:i w:val="false"/>
-                <w:b w:val="false"/>
-                <w:u w:val="none"/>
-                <w:sz w:val="22"/>
-                <w:szCs w:val="22"/>
-                <w:color w:val="000000"/>
-              </w:rPr>
-            </w:pPr>
-            <w:r>
-              <w:rPr>
-                <w:rFonts w:ascii="Helvetica" w:hAnsi="Helvetica" w:eastAsia="Helvetica" w:cs="Helvetica"/>
-                <w:i w:val="false"/>
-                <w:b w:val="false"/>
-                <w:u w:val="none"/>
-                <w:sz w:val="22"/>
-                <w:szCs w:val="22"/>
-                <w:color w:val="000000"/>
-              </w:rPr>
-              <w:t xml:space="preserve">0.033</w:t>
+              <w:t xml:space="preserve">14</w:t>
+            </w:r>
+          </w:p>
+        </w:tc>
+        <w:tc>
+          <w:tcPr>
+            <w:tcBorders>
+              <w:bottom w:val="none" w:sz="0" w:space="0" w:color="000000"/>
+              <w:top w:val="none" w:sz="0" w:space="0" w:color="000000"/>
+              <w:left w:val="none" w:sz="0" w:space="0" w:color="000000"/>
+              <w:right w:val="none" w:sz="0" w:space="0" w:color="000000"/>
+            </w:tcBorders>
+            <w:shd w:val="clear" w:color="auto" w:fill="FFFFFF"/>
+            <w:tcMar>
+              <w:top w:w="0" w:type="dxa"/>
+              <w:bottom w:w="0" w:type="dxa"/>
+              <w:left w:w="0" w:type="dxa"/>
+              <w:right w:w="0" w:type="dxa"/>
+            </w:tcMar>
+            <w:vAlign w:val="top"/>
+          </w:tcPr>
+          <w:p>
+            <w:pPr>
+              <w:pStyle w:val="Normal"/>
+              <w:jc w:val="center"/>
+              <w:pBdr>
+                <w:bottom w:val="none" w:sz="0" w:space="0" w:color="000000"/>
+                <w:top w:val="none" w:sz="0" w:space="0" w:color="000000"/>
+                <w:left w:val="none" w:sz="0" w:space="0" w:color="000000"/>
+                <w:right w:val="none" w:sz="0" w:space="0" w:color="000000"/>
+              </w:pBdr>
+              <w:spacing w:after="100" w:before="100" w:line="240"/>
+              <w:ind w:left="100" w:right="100" w:firstLine="0" w:firstLineChars="0"/>
+              <w:rPr>
+                <w:rFonts w:ascii="Helvetica" w:hAnsi="Helvetica" w:eastAsia="Helvetica" w:cs="Helvetica"/>
+                <w:i w:val="false"/>
+                <w:b w:val="false"/>
+                <w:u w:val="none"/>
+                <w:sz w:val="22"/>
+                <w:szCs w:val="22"/>
+                <w:color w:val="000000"/>
+              </w:rPr>
+            </w:pPr>
+            <w:r>
+              <w:rPr>
+                <w:rFonts w:ascii="Helvetica" w:hAnsi="Helvetica" w:eastAsia="Helvetica" w:cs="Helvetica"/>
+                <w:i w:val="false"/>
+                <w:b w:val="false"/>
+                <w:u w:val="none"/>
+                <w:sz w:val="22"/>
+                <w:szCs w:val="22"/>
+                <w:color w:val="000000"/>
+              </w:rPr>
+              <w:t xml:space="preserve">0.73, 28</w:t>
+            </w:r>
+          </w:p>
+        </w:tc>
+        <w:tc>
+          <w:tcPr>
+            <w:tcBorders>
+              <w:bottom w:val="none" w:sz="0" w:space="0" w:color="000000"/>
+              <w:top w:val="none" w:sz="0" w:space="0" w:color="000000"/>
+              <w:left w:val="none" w:sz="0" w:space="0" w:color="000000"/>
+              <w:right w:val="none" w:sz="0" w:space="0" w:color="000000"/>
+            </w:tcBorders>
+            <w:shd w:val="clear" w:color="auto" w:fill="FFFFFF"/>
+            <w:tcMar>
+              <w:top w:w="0" w:type="dxa"/>
+              <w:bottom w:w="0" w:type="dxa"/>
+              <w:left w:w="0" w:type="dxa"/>
+              <w:right w:w="0" w:type="dxa"/>
+            </w:tcMar>
+            <w:vAlign w:val="top"/>
+          </w:tcPr>
+          <w:p>
+            <w:pPr>
+              <w:pStyle w:val="Normal"/>
+              <w:jc w:val="center"/>
+              <w:pBdr>
+                <w:bottom w:val="none" w:sz="0" w:space="0" w:color="000000"/>
+                <w:top w:val="none" w:sz="0" w:space="0" w:color="000000"/>
+                <w:left w:val="none" w:sz="0" w:space="0" w:color="000000"/>
+                <w:right w:val="none" w:sz="0" w:space="0" w:color="000000"/>
+              </w:pBdr>
+              <w:spacing w:after="100" w:before="100" w:line="240"/>
+              <w:ind w:left="100" w:right="100" w:firstLine="0" w:firstLineChars="0"/>
+              <w:rPr>
+                <w:rFonts w:ascii="Helvetica" w:hAnsi="Helvetica" w:eastAsia="Helvetica" w:cs="Helvetica"/>
+                <w:i w:val="false"/>
+                <w:b w:val="false"/>
+                <w:u w:val="none"/>
+                <w:sz w:val="22"/>
+                <w:szCs w:val="22"/>
+                <w:color w:val="000000"/>
+              </w:rPr>
+            </w:pPr>
+            <w:r>
+              <w:rPr>
+                <w:rFonts w:ascii="Helvetica" w:hAnsi="Helvetica" w:eastAsia="Helvetica" w:cs="Helvetica"/>
+                <w:i w:val="false"/>
+                <w:b w:val="false"/>
+                <w:u w:val="none"/>
+                <w:sz w:val="22"/>
+                <w:szCs w:val="22"/>
+                <w:color w:val="000000"/>
+              </w:rPr>
+              <w:t xml:space="preserve">0.039</w:t>
             </w:r>
           </w:p>
         </w:tc>
@@ -13152,113 +13152,113 @@
                 <w:szCs w:val="22"/>
                 <w:color w:val="000000"/>
               </w:rPr>
-              <w:t xml:space="preserve">0.14</w:t>
-            </w:r>
-          </w:p>
-        </w:tc>
-        <w:tc>
-          <w:tcPr>
-            <w:tcBorders>
-              <w:bottom w:val="none" w:sz="0" w:space="0" w:color="000000"/>
-              <w:top w:val="none" w:sz="0" w:space="0" w:color="000000"/>
-              <w:left w:val="none" w:sz="0" w:space="0" w:color="000000"/>
-              <w:right w:val="none" w:sz="0" w:space="0" w:color="000000"/>
-            </w:tcBorders>
-            <w:shd w:val="clear" w:color="auto" w:fill="FFFFFF"/>
-            <w:tcMar>
-              <w:top w:w="0" w:type="dxa"/>
-              <w:bottom w:w="0" w:type="dxa"/>
-              <w:left w:w="0" w:type="dxa"/>
-              <w:right w:w="0" w:type="dxa"/>
-            </w:tcMar>
-            <w:vAlign w:val="top"/>
-          </w:tcPr>
-          <w:p>
-            <w:pPr>
-              <w:pStyle w:val="Normal"/>
-              <w:jc w:val="center"/>
-              <w:pBdr>
-                <w:bottom w:val="none" w:sz="0" w:space="0" w:color="000000"/>
-                <w:top w:val="none" w:sz="0" w:space="0" w:color="000000"/>
-                <w:left w:val="none" w:sz="0" w:space="0" w:color="000000"/>
-                <w:right w:val="none" w:sz="0" w:space="0" w:color="000000"/>
-              </w:pBdr>
-              <w:spacing w:after="100" w:before="100" w:line="240"/>
-              <w:ind w:left="100" w:right="100" w:firstLine="0" w:firstLineChars="0"/>
-              <w:rPr>
-                <w:rFonts w:ascii="Helvetica" w:hAnsi="Helvetica" w:eastAsia="Helvetica" w:cs="Helvetica"/>
-                <w:i w:val="false"/>
-                <w:b w:val="false"/>
-                <w:u w:val="none"/>
-                <w:sz w:val="22"/>
-                <w:szCs w:val="22"/>
-                <w:color w:val="000000"/>
-              </w:rPr>
-            </w:pPr>
-            <w:r>
-              <w:rPr>
-                <w:rFonts w:ascii="Helvetica" w:hAnsi="Helvetica" w:eastAsia="Helvetica" w:cs="Helvetica"/>
-                <w:i w:val="false"/>
-                <w:b w:val="false"/>
-                <w:u w:val="none"/>
-                <w:sz w:val="22"/>
-                <w:szCs w:val="22"/>
-                <w:color w:val="000000"/>
-              </w:rPr>
-              <w:t xml:space="preserve">-0.48, 0.76</w:t>
-            </w:r>
-          </w:p>
-        </w:tc>
-        <w:tc>
-          <w:tcPr>
-            <w:tcBorders>
-              <w:bottom w:val="none" w:sz="0" w:space="0" w:color="000000"/>
-              <w:top w:val="none" w:sz="0" w:space="0" w:color="000000"/>
-              <w:left w:val="none" w:sz="0" w:space="0" w:color="000000"/>
-              <w:right w:val="none" w:sz="0" w:space="0" w:color="000000"/>
-            </w:tcBorders>
-            <w:shd w:val="clear" w:color="auto" w:fill="FFFFFF"/>
-            <w:tcMar>
-              <w:top w:w="0" w:type="dxa"/>
-              <w:bottom w:w="0" w:type="dxa"/>
-              <w:left w:w="0" w:type="dxa"/>
-              <w:right w:w="0" w:type="dxa"/>
-            </w:tcMar>
-            <w:vAlign w:val="top"/>
-          </w:tcPr>
-          <w:p>
-            <w:pPr>
-              <w:pStyle w:val="Normal"/>
-              <w:jc w:val="center"/>
-              <w:pBdr>
-                <w:bottom w:val="none" w:sz="0" w:space="0" w:color="000000"/>
-                <w:top w:val="none" w:sz="0" w:space="0" w:color="000000"/>
-                <w:left w:val="none" w:sz="0" w:space="0" w:color="000000"/>
-                <w:right w:val="none" w:sz="0" w:space="0" w:color="000000"/>
-              </w:pBdr>
-              <w:spacing w:after="100" w:before="100" w:line="240"/>
-              <w:ind w:left="100" w:right="100" w:firstLine="0" w:firstLineChars="0"/>
-              <w:rPr>
-                <w:rFonts w:ascii="Helvetica" w:hAnsi="Helvetica" w:eastAsia="Helvetica" w:cs="Helvetica"/>
-                <w:i w:val="false"/>
-                <w:b w:val="false"/>
-                <w:u w:val="none"/>
-                <w:sz w:val="22"/>
-                <w:szCs w:val="22"/>
-                <w:color w:val="000000"/>
-              </w:rPr>
-            </w:pPr>
-            <w:r>
-              <w:rPr>
-                <w:rFonts w:ascii="Helvetica" w:hAnsi="Helvetica" w:eastAsia="Helvetica" w:cs="Helvetica"/>
-                <w:i w:val="false"/>
-                <w:b w:val="false"/>
-                <w:u w:val="none"/>
-                <w:sz w:val="22"/>
-                <w:szCs w:val="22"/>
-                <w:color w:val="000000"/>
-              </w:rPr>
-              <w:t xml:space="preserve">0.653</w:t>
+              <w:t xml:space="preserve">-0.55</w:t>
+            </w:r>
+          </w:p>
+        </w:tc>
+        <w:tc>
+          <w:tcPr>
+            <w:tcBorders>
+              <w:bottom w:val="none" w:sz="0" w:space="0" w:color="000000"/>
+              <w:top w:val="none" w:sz="0" w:space="0" w:color="000000"/>
+              <w:left w:val="none" w:sz="0" w:space="0" w:color="000000"/>
+              <w:right w:val="none" w:sz="0" w:space="0" w:color="000000"/>
+            </w:tcBorders>
+            <w:shd w:val="clear" w:color="auto" w:fill="FFFFFF"/>
+            <w:tcMar>
+              <w:top w:w="0" w:type="dxa"/>
+              <w:bottom w:w="0" w:type="dxa"/>
+              <w:left w:w="0" w:type="dxa"/>
+              <w:right w:w="0" w:type="dxa"/>
+            </w:tcMar>
+            <w:vAlign w:val="top"/>
+          </w:tcPr>
+          <w:p>
+            <w:pPr>
+              <w:pStyle w:val="Normal"/>
+              <w:jc w:val="center"/>
+              <w:pBdr>
+                <w:bottom w:val="none" w:sz="0" w:space="0" w:color="000000"/>
+                <w:top w:val="none" w:sz="0" w:space="0" w:color="000000"/>
+                <w:left w:val="none" w:sz="0" w:space="0" w:color="000000"/>
+                <w:right w:val="none" w:sz="0" w:space="0" w:color="000000"/>
+              </w:pBdr>
+              <w:spacing w:after="100" w:before="100" w:line="240"/>
+              <w:ind w:left="100" w:right="100" w:firstLine="0" w:firstLineChars="0"/>
+              <w:rPr>
+                <w:rFonts w:ascii="Helvetica" w:hAnsi="Helvetica" w:eastAsia="Helvetica" w:cs="Helvetica"/>
+                <w:i w:val="false"/>
+                <w:b w:val="false"/>
+                <w:u w:val="none"/>
+                <w:sz w:val="22"/>
+                <w:szCs w:val="22"/>
+                <w:color w:val="000000"/>
+              </w:rPr>
+            </w:pPr>
+            <w:r>
+              <w:rPr>
+                <w:rFonts w:ascii="Helvetica" w:hAnsi="Helvetica" w:eastAsia="Helvetica" w:cs="Helvetica"/>
+                <w:i w:val="false"/>
+                <w:b w:val="false"/>
+                <w:u w:val="none"/>
+                <w:sz w:val="22"/>
+                <w:szCs w:val="22"/>
+                <w:color w:val="000000"/>
+              </w:rPr>
+              <w:t xml:space="preserve">-1.1, -0.01</w:t>
+            </w:r>
+          </w:p>
+        </w:tc>
+        <w:tc>
+          <w:tcPr>
+            <w:tcBorders>
+              <w:bottom w:val="none" w:sz="0" w:space="0" w:color="000000"/>
+              <w:top w:val="none" w:sz="0" w:space="0" w:color="000000"/>
+              <w:left w:val="none" w:sz="0" w:space="0" w:color="000000"/>
+              <w:right w:val="none" w:sz="0" w:space="0" w:color="000000"/>
+            </w:tcBorders>
+            <w:shd w:val="clear" w:color="auto" w:fill="FFFFFF"/>
+            <w:tcMar>
+              <w:top w:w="0" w:type="dxa"/>
+              <w:bottom w:w="0" w:type="dxa"/>
+              <w:left w:w="0" w:type="dxa"/>
+              <w:right w:w="0" w:type="dxa"/>
+            </w:tcMar>
+            <w:vAlign w:val="top"/>
+          </w:tcPr>
+          <w:p>
+            <w:pPr>
+              <w:pStyle w:val="Normal"/>
+              <w:jc w:val="center"/>
+              <w:pBdr>
+                <w:bottom w:val="none" w:sz="0" w:space="0" w:color="000000"/>
+                <w:top w:val="none" w:sz="0" w:space="0" w:color="000000"/>
+                <w:left w:val="none" w:sz="0" w:space="0" w:color="000000"/>
+                <w:right w:val="none" w:sz="0" w:space="0" w:color="000000"/>
+              </w:pBdr>
+              <w:spacing w:after="100" w:before="100" w:line="240"/>
+              <w:ind w:left="100" w:right="100" w:firstLine="0" w:firstLineChars="0"/>
+              <w:rPr>
+                <w:rFonts w:ascii="Helvetica" w:hAnsi="Helvetica" w:eastAsia="Helvetica" w:cs="Helvetica"/>
+                <w:i w:val="false"/>
+                <w:b w:val="false"/>
+                <w:u w:val="none"/>
+                <w:sz w:val="22"/>
+                <w:szCs w:val="22"/>
+                <w:color w:val="000000"/>
+              </w:rPr>
+            </w:pPr>
+            <w:r>
+              <w:rPr>
+                <w:rFonts w:ascii="Helvetica" w:hAnsi="Helvetica" w:eastAsia="Helvetica" w:cs="Helvetica"/>
+                <w:i w:val="false"/>
+                <w:b w:val="false"/>
+                <w:u w:val="none"/>
+                <w:sz w:val="22"/>
+                <w:szCs w:val="22"/>
+                <w:color w:val="000000"/>
+              </w:rPr>
+              <w:t xml:space="preserve">0.045</w:t>
             </w:r>
           </w:p>
         </w:tc>
@@ -13635,113 +13635,113 @@
                 <w:szCs w:val="22"/>
                 <w:color w:val="000000"/>
               </w:rPr>
-              <w:t xml:space="preserve">11</w:t>
-            </w:r>
-          </w:p>
-        </w:tc>
-        <w:tc>
-          <w:tcPr>
-            <w:tcBorders>
-              <w:bottom w:val="none" w:sz="0" w:space="0" w:color="000000"/>
-              <w:top w:val="none" w:sz="0" w:space="0" w:color="000000"/>
-              <w:left w:val="none" w:sz="0" w:space="0" w:color="000000"/>
-              <w:right w:val="none" w:sz="0" w:space="0" w:color="000000"/>
-            </w:tcBorders>
-            <w:shd w:val="clear" w:color="auto" w:fill="FFFFFF"/>
-            <w:tcMar>
-              <w:top w:w="0" w:type="dxa"/>
-              <w:bottom w:w="0" w:type="dxa"/>
-              <w:left w:w="0" w:type="dxa"/>
-              <w:right w:w="0" w:type="dxa"/>
-            </w:tcMar>
-            <w:vAlign w:val="top"/>
-          </w:tcPr>
-          <w:p>
-            <w:pPr>
-              <w:pStyle w:val="Normal"/>
-              <w:jc w:val="center"/>
-              <w:pBdr>
-                <w:bottom w:val="none" w:sz="0" w:space="0" w:color="000000"/>
-                <w:top w:val="none" w:sz="0" w:space="0" w:color="000000"/>
-                <w:left w:val="none" w:sz="0" w:space="0" w:color="000000"/>
-                <w:right w:val="none" w:sz="0" w:space="0" w:color="000000"/>
-              </w:pBdr>
-              <w:spacing w:after="100" w:before="100" w:line="240"/>
-              <w:ind w:left="100" w:right="100" w:firstLine="0" w:firstLineChars="0"/>
-              <w:rPr>
-                <w:rFonts w:ascii="Helvetica" w:hAnsi="Helvetica" w:eastAsia="Helvetica" w:cs="Helvetica"/>
-                <w:i w:val="false"/>
-                <w:b w:val="false"/>
-                <w:u w:val="none"/>
-                <w:sz w:val="22"/>
-                <w:szCs w:val="22"/>
-                <w:color w:val="000000"/>
-              </w:rPr>
-            </w:pPr>
-            <w:r>
-              <w:rPr>
-                <w:rFonts w:ascii="Helvetica" w:hAnsi="Helvetica" w:eastAsia="Helvetica" w:cs="Helvetica"/>
-                <w:i w:val="false"/>
-                <w:b w:val="false"/>
-                <w:u w:val="none"/>
-                <w:sz w:val="22"/>
-                <w:szCs w:val="22"/>
-                <w:color w:val="000000"/>
-              </w:rPr>
-              <w:t xml:space="preserve">1.7, 21</w:t>
-            </w:r>
-          </w:p>
-        </w:tc>
-        <w:tc>
-          <w:tcPr>
-            <w:tcBorders>
-              <w:bottom w:val="none" w:sz="0" w:space="0" w:color="000000"/>
-              <w:top w:val="none" w:sz="0" w:space="0" w:color="000000"/>
-              <w:left w:val="none" w:sz="0" w:space="0" w:color="000000"/>
-              <w:right w:val="none" w:sz="0" w:space="0" w:color="000000"/>
-            </w:tcBorders>
-            <w:shd w:val="clear" w:color="auto" w:fill="FFFFFF"/>
-            <w:tcMar>
-              <w:top w:w="0" w:type="dxa"/>
-              <w:bottom w:w="0" w:type="dxa"/>
-              <w:left w:w="0" w:type="dxa"/>
-              <w:right w:w="0" w:type="dxa"/>
-            </w:tcMar>
-            <w:vAlign w:val="top"/>
-          </w:tcPr>
-          <w:p>
-            <w:pPr>
-              <w:pStyle w:val="Normal"/>
-              <w:jc w:val="center"/>
-              <w:pBdr>
-                <w:bottom w:val="none" w:sz="0" w:space="0" w:color="000000"/>
-                <w:top w:val="none" w:sz="0" w:space="0" w:color="000000"/>
-                <w:left w:val="none" w:sz="0" w:space="0" w:color="000000"/>
-                <w:right w:val="none" w:sz="0" w:space="0" w:color="000000"/>
-              </w:pBdr>
-              <w:spacing w:after="100" w:before="100" w:line="240"/>
-              <w:ind w:left="100" w:right="100" w:firstLine="0" w:firstLineChars="0"/>
-              <w:rPr>
-                <w:rFonts w:ascii="Helvetica" w:hAnsi="Helvetica" w:eastAsia="Helvetica" w:cs="Helvetica"/>
-                <w:i w:val="false"/>
-                <w:b w:val="false"/>
-                <w:u w:val="none"/>
-                <w:sz w:val="22"/>
-                <w:szCs w:val="22"/>
-                <w:color w:val="000000"/>
-              </w:rPr>
-            </w:pPr>
-            <w:r>
-              <w:rPr>
-                <w:rFonts w:ascii="Helvetica" w:hAnsi="Helvetica" w:eastAsia="Helvetica" w:cs="Helvetica"/>
-                <w:i w:val="false"/>
-                <w:b w:val="false"/>
-                <w:u w:val="none"/>
-                <w:sz w:val="22"/>
-                <w:szCs w:val="22"/>
-                <w:color w:val="000000"/>
-              </w:rPr>
-              <w:t xml:space="preserve">0.022</w:t>
+              <w:t xml:space="preserve">12</w:t>
+            </w:r>
+          </w:p>
+        </w:tc>
+        <w:tc>
+          <w:tcPr>
+            <w:tcBorders>
+              <w:bottom w:val="none" w:sz="0" w:space="0" w:color="000000"/>
+              <w:top w:val="none" w:sz="0" w:space="0" w:color="000000"/>
+              <w:left w:val="none" w:sz="0" w:space="0" w:color="000000"/>
+              <w:right w:val="none" w:sz="0" w:space="0" w:color="000000"/>
+            </w:tcBorders>
+            <w:shd w:val="clear" w:color="auto" w:fill="FFFFFF"/>
+            <w:tcMar>
+              <w:top w:w="0" w:type="dxa"/>
+              <w:bottom w:w="0" w:type="dxa"/>
+              <w:left w:w="0" w:type="dxa"/>
+              <w:right w:w="0" w:type="dxa"/>
+            </w:tcMar>
+            <w:vAlign w:val="top"/>
+          </w:tcPr>
+          <w:p>
+            <w:pPr>
+              <w:pStyle w:val="Normal"/>
+              <w:jc w:val="center"/>
+              <w:pBdr>
+                <w:bottom w:val="none" w:sz="0" w:space="0" w:color="000000"/>
+                <w:top w:val="none" w:sz="0" w:space="0" w:color="000000"/>
+                <w:left w:val="none" w:sz="0" w:space="0" w:color="000000"/>
+                <w:right w:val="none" w:sz="0" w:space="0" w:color="000000"/>
+              </w:pBdr>
+              <w:spacing w:after="100" w:before="100" w:line="240"/>
+              <w:ind w:left="100" w:right="100" w:firstLine="0" w:firstLineChars="0"/>
+              <w:rPr>
+                <w:rFonts w:ascii="Helvetica" w:hAnsi="Helvetica" w:eastAsia="Helvetica" w:cs="Helvetica"/>
+                <w:i w:val="false"/>
+                <w:b w:val="false"/>
+                <w:u w:val="none"/>
+                <w:sz w:val="22"/>
+                <w:szCs w:val="22"/>
+                <w:color w:val="000000"/>
+              </w:rPr>
+            </w:pPr>
+            <w:r>
+              <w:rPr>
+                <w:rFonts w:ascii="Helvetica" w:hAnsi="Helvetica" w:eastAsia="Helvetica" w:cs="Helvetica"/>
+                <w:i w:val="false"/>
+                <w:b w:val="false"/>
+                <w:u w:val="none"/>
+                <w:sz w:val="22"/>
+                <w:szCs w:val="22"/>
+                <w:color w:val="000000"/>
+              </w:rPr>
+              <w:t xml:space="preserve">2.8, 22</w:t>
+            </w:r>
+          </w:p>
+        </w:tc>
+        <w:tc>
+          <w:tcPr>
+            <w:tcBorders>
+              <w:bottom w:val="none" w:sz="0" w:space="0" w:color="000000"/>
+              <w:top w:val="none" w:sz="0" w:space="0" w:color="000000"/>
+              <w:left w:val="none" w:sz="0" w:space="0" w:color="000000"/>
+              <w:right w:val="none" w:sz="0" w:space="0" w:color="000000"/>
+            </w:tcBorders>
+            <w:shd w:val="clear" w:color="auto" w:fill="FFFFFF"/>
+            <w:tcMar>
+              <w:top w:w="0" w:type="dxa"/>
+              <w:bottom w:w="0" w:type="dxa"/>
+              <w:left w:w="0" w:type="dxa"/>
+              <w:right w:w="0" w:type="dxa"/>
+            </w:tcMar>
+            <w:vAlign w:val="top"/>
+          </w:tcPr>
+          <w:p>
+            <w:pPr>
+              <w:pStyle w:val="Normal"/>
+              <w:jc w:val="center"/>
+              <w:pBdr>
+                <w:bottom w:val="none" w:sz="0" w:space="0" w:color="000000"/>
+                <w:top w:val="none" w:sz="0" w:space="0" w:color="000000"/>
+                <w:left w:val="none" w:sz="0" w:space="0" w:color="000000"/>
+                <w:right w:val="none" w:sz="0" w:space="0" w:color="000000"/>
+              </w:pBdr>
+              <w:spacing w:after="100" w:before="100" w:line="240"/>
+              <w:ind w:left="100" w:right="100" w:firstLine="0" w:firstLineChars="0"/>
+              <w:rPr>
+                <w:rFonts w:ascii="Helvetica" w:hAnsi="Helvetica" w:eastAsia="Helvetica" w:cs="Helvetica"/>
+                <w:i w:val="false"/>
+                <w:b w:val="false"/>
+                <w:u w:val="none"/>
+                <w:sz w:val="22"/>
+                <w:szCs w:val="22"/>
+                <w:color w:val="000000"/>
+              </w:rPr>
+            </w:pPr>
+            <w:r>
+              <w:rPr>
+                <w:rFonts w:ascii="Helvetica" w:hAnsi="Helvetica" w:eastAsia="Helvetica" w:cs="Helvetica"/>
+                <w:i w:val="false"/>
+                <w:b w:val="false"/>
+                <w:u w:val="none"/>
+                <w:sz w:val="22"/>
+                <w:szCs w:val="22"/>
+                <w:color w:val="000000"/>
+              </w:rPr>
+              <w:t xml:space="preserve">0.012</w:t>
             </w:r>
           </w:p>
         </w:tc>
@@ -14118,120 +14118,120 @@
                 <w:szCs w:val="22"/>
                 <w:color w:val="000000"/>
               </w:rPr>
-              <w:t xml:space="preserve">-1.2</w:t>
-            </w:r>
-          </w:p>
-        </w:tc>
-        <w:tc>
-          <w:tcPr>
-            <w:tcBorders>
-              <w:bottom w:val="none" w:sz="0" w:space="0" w:color="000000"/>
-              <w:top w:val="none" w:sz="0" w:space="0" w:color="000000"/>
-              <w:left w:val="none" w:sz="0" w:space="0" w:color="000000"/>
-              <w:right w:val="none" w:sz="0" w:space="0" w:color="000000"/>
-            </w:tcBorders>
-            <w:shd w:val="clear" w:color="auto" w:fill="FFFFFF"/>
-            <w:tcMar>
-              <w:top w:w="0" w:type="dxa"/>
-              <w:bottom w:w="0" w:type="dxa"/>
-              <w:left w:w="0" w:type="dxa"/>
-              <w:right w:w="0" w:type="dxa"/>
-            </w:tcMar>
-            <w:vAlign w:val="top"/>
-          </w:tcPr>
-          <w:p>
-            <w:pPr>
-              <w:pStyle w:val="Normal"/>
-              <w:jc w:val="center"/>
-              <w:pBdr>
-                <w:bottom w:val="none" w:sz="0" w:space="0" w:color="000000"/>
-                <w:top w:val="none" w:sz="0" w:space="0" w:color="000000"/>
-                <w:left w:val="none" w:sz="0" w:space="0" w:color="000000"/>
-                <w:right w:val="none" w:sz="0" w:space="0" w:color="000000"/>
-              </w:pBdr>
-              <w:spacing w:after="100" w:before="100" w:line="240"/>
-              <w:ind w:left="100" w:right="100" w:firstLine="0" w:firstLineChars="0"/>
-              <w:rPr>
-                <w:rFonts w:ascii="Helvetica" w:hAnsi="Helvetica" w:eastAsia="Helvetica" w:cs="Helvetica"/>
-                <w:i w:val="false"/>
-                <w:b w:val="false"/>
-                <w:u w:val="none"/>
-                <w:sz w:val="22"/>
-                <w:szCs w:val="22"/>
-                <w:color w:val="000000"/>
-              </w:rPr>
-            </w:pPr>
-            <w:r>
-              <w:rPr>
-                <w:rFonts w:ascii="Helvetica" w:hAnsi="Helvetica" w:eastAsia="Helvetica" w:cs="Helvetica"/>
-                <w:i w:val="false"/>
-                <w:b w:val="false"/>
-                <w:u w:val="none"/>
-                <w:sz w:val="22"/>
-                <w:szCs w:val="22"/>
-                <w:color w:val="000000"/>
-              </w:rPr>
-              <w:t xml:space="preserve">-10, 7.6</w:t>
-            </w:r>
-          </w:p>
-        </w:tc>
-        <w:tc>
-          <w:tcPr>
-            <w:tcBorders>
-              <w:bottom w:val="none" w:sz="0" w:space="0" w:color="000000"/>
-              <w:top w:val="none" w:sz="0" w:space="0" w:color="000000"/>
-              <w:left w:val="none" w:sz="0" w:space="0" w:color="000000"/>
-              <w:right w:val="none" w:sz="0" w:space="0" w:color="000000"/>
-            </w:tcBorders>
-            <w:shd w:val="clear" w:color="auto" w:fill="FFFFFF"/>
-            <w:tcMar>
-              <w:top w:w="0" w:type="dxa"/>
-              <w:bottom w:w="0" w:type="dxa"/>
-              <w:left w:w="0" w:type="dxa"/>
-              <w:right w:w="0" w:type="dxa"/>
-            </w:tcMar>
-            <w:vAlign w:val="top"/>
-          </w:tcPr>
-          <w:p>
-            <w:pPr>
-              <w:pStyle w:val="Normal"/>
-              <w:jc w:val="center"/>
-              <w:pBdr>
-                <w:bottom w:val="none" w:sz="0" w:space="0" w:color="000000"/>
-                <w:top w:val="none" w:sz="0" w:space="0" w:color="000000"/>
-                <w:left w:val="none" w:sz="0" w:space="0" w:color="000000"/>
-                <w:right w:val="none" w:sz="0" w:space="0" w:color="000000"/>
-              </w:pBdr>
-              <w:spacing w:after="100" w:before="100" w:line="240"/>
-              <w:ind w:left="100" w:right="100" w:firstLine="0" w:firstLineChars="0"/>
-              <w:rPr>
-                <w:rFonts w:ascii="Helvetica" w:hAnsi="Helvetica" w:eastAsia="Helvetica" w:cs="Helvetica"/>
-                <w:i w:val="false"/>
-                <w:b w:val="false"/>
-                <w:u w:val="none"/>
-                <w:sz w:val="22"/>
-                <w:szCs w:val="22"/>
-                <w:color w:val="000000"/>
-              </w:rPr>
-            </w:pPr>
-            <w:r>
-              <w:rPr>
-                <w:rFonts w:ascii="Helvetica" w:hAnsi="Helvetica" w:eastAsia="Helvetica" w:cs="Helvetica"/>
-                <w:i w:val="false"/>
-                <w:b w:val="false"/>
-                <w:u w:val="none"/>
-                <w:sz w:val="22"/>
-                <w:szCs w:val="22"/>
-                <w:color w:val="000000"/>
-              </w:rPr>
-              <w:t xml:space="preserve">0.788</w:t>
+              <w:t xml:space="preserve">0.30</w:t>
+            </w:r>
+          </w:p>
+        </w:tc>
+        <w:tc>
+          <w:tcPr>
+            <w:tcBorders>
+              <w:bottom w:val="none" w:sz="0" w:space="0" w:color="000000"/>
+              <w:top w:val="none" w:sz="0" w:space="0" w:color="000000"/>
+              <w:left w:val="none" w:sz="0" w:space="0" w:color="000000"/>
+              <w:right w:val="none" w:sz="0" w:space="0" w:color="000000"/>
+            </w:tcBorders>
+            <w:shd w:val="clear" w:color="auto" w:fill="FFFFFF"/>
+            <w:tcMar>
+              <w:top w:w="0" w:type="dxa"/>
+              <w:bottom w:w="0" w:type="dxa"/>
+              <w:left w:w="0" w:type="dxa"/>
+              <w:right w:w="0" w:type="dxa"/>
+            </w:tcMar>
+            <w:vAlign w:val="top"/>
+          </w:tcPr>
+          <w:p>
+            <w:pPr>
+              <w:pStyle w:val="Normal"/>
+              <w:jc w:val="center"/>
+              <w:pBdr>
+                <w:bottom w:val="none" w:sz="0" w:space="0" w:color="000000"/>
+                <w:top w:val="none" w:sz="0" w:space="0" w:color="000000"/>
+                <w:left w:val="none" w:sz="0" w:space="0" w:color="000000"/>
+                <w:right w:val="none" w:sz="0" w:space="0" w:color="000000"/>
+              </w:pBdr>
+              <w:spacing w:after="100" w:before="100" w:line="240"/>
+              <w:ind w:left="100" w:right="100" w:firstLine="0" w:firstLineChars="0"/>
+              <w:rPr>
+                <w:rFonts w:ascii="Helvetica" w:hAnsi="Helvetica" w:eastAsia="Helvetica" w:cs="Helvetica"/>
+                <w:i w:val="false"/>
+                <w:b w:val="false"/>
+                <w:u w:val="none"/>
+                <w:sz w:val="22"/>
+                <w:szCs w:val="22"/>
+                <w:color w:val="000000"/>
+              </w:rPr>
+            </w:pPr>
+            <w:r>
+              <w:rPr>
+                <w:rFonts w:ascii="Helvetica" w:hAnsi="Helvetica" w:eastAsia="Helvetica" w:cs="Helvetica"/>
+                <w:i w:val="false"/>
+                <w:b w:val="false"/>
+                <w:u w:val="none"/>
+                <w:sz w:val="22"/>
+                <w:szCs w:val="22"/>
+                <w:color w:val="000000"/>
+              </w:rPr>
+              <w:t xml:space="preserve">-8.3, 8.9</w:t>
+            </w:r>
+          </w:p>
+        </w:tc>
+        <w:tc>
+          <w:tcPr>
+            <w:tcBorders>
+              <w:bottom w:val="none" w:sz="0" w:space="0" w:color="000000"/>
+              <w:top w:val="none" w:sz="0" w:space="0" w:color="000000"/>
+              <w:left w:val="none" w:sz="0" w:space="0" w:color="000000"/>
+              <w:right w:val="none" w:sz="0" w:space="0" w:color="000000"/>
+            </w:tcBorders>
+            <w:shd w:val="clear" w:color="auto" w:fill="FFFFFF"/>
+            <w:tcMar>
+              <w:top w:w="0" w:type="dxa"/>
+              <w:bottom w:w="0" w:type="dxa"/>
+              <w:left w:w="0" w:type="dxa"/>
+              <w:right w:w="0" w:type="dxa"/>
+            </w:tcMar>
+            <w:vAlign w:val="top"/>
+          </w:tcPr>
+          <w:p>
+            <w:pPr>
+              <w:pStyle w:val="Normal"/>
+              <w:jc w:val="center"/>
+              <w:pBdr>
+                <w:bottom w:val="none" w:sz="0" w:space="0" w:color="000000"/>
+                <w:top w:val="none" w:sz="0" w:space="0" w:color="000000"/>
+                <w:left w:val="none" w:sz="0" w:space="0" w:color="000000"/>
+                <w:right w:val="none" w:sz="0" w:space="0" w:color="000000"/>
+              </w:pBdr>
+              <w:spacing w:after="100" w:before="100" w:line="240"/>
+              <w:ind w:left="100" w:right="100" w:firstLine="0" w:firstLineChars="0"/>
+              <w:rPr>
+                <w:rFonts w:ascii="Helvetica" w:hAnsi="Helvetica" w:eastAsia="Helvetica" w:cs="Helvetica"/>
+                <w:i w:val="false"/>
+                <w:b w:val="false"/>
+                <w:u w:val="none"/>
+                <w:sz w:val="22"/>
+                <w:szCs w:val="22"/>
+                <w:color w:val="000000"/>
+              </w:rPr>
+            </w:pPr>
+            <w:r>
+              <w:rPr>
+                <w:rFonts w:ascii="Helvetica" w:hAnsi="Helvetica" w:eastAsia="Helvetica" w:cs="Helvetica"/>
+                <w:i w:val="false"/>
+                <w:b w:val="false"/>
+                <w:u w:val="none"/>
+                <w:sz w:val="22"/>
+                <w:szCs w:val="22"/>
+                <w:color w:val="000000"/>
+              </w:rPr>
+              <w:t xml:space="preserve">0.945</w:t>
             </w:r>
           </w:p>
         </w:tc>
       </w:tr>
       <w:tr>
         <w:trPr>
-          <w:trHeight w:val="598" w:hRule="auto"/>
+          <w:trHeight w:val="619" w:hRule="auto"/>
         </w:trPr>
         body29
         <w:tc>
@@ -14283,7 +14283,7 @@
                 <w:szCs w:val="22"/>
                 <w:color w:val="000000"/>
               </w:rPr>
-              <w:t xml:space="preserve">cockcroft</w:t>
+              <w:t xml:space="preserve">ckd_epi_gfr_cre_cys</w:t>
             </w:r>
           </w:p>
         </w:tc>
@@ -14389,7 +14389,7 @@
                 <w:szCs w:val="22"/>
                 <w:color w:val="000000"/>
               </w:rPr>
-              <w:t xml:space="preserve">-0.14</w:t>
+              <w:t xml:space="preserve">-0.12</w:t>
             </w:r>
           </w:p>
         </w:tc>
@@ -14442,7 +14442,7 @@
                 <w:szCs w:val="22"/>
                 <w:color w:val="000000"/>
               </w:rPr>
-              <w:t xml:space="preserve">-0.23, -0.05</w:t>
+              <w:t xml:space="preserve">-0.27, 0.03</w:t>
             </w:r>
           </w:p>
         </w:tc>
@@ -14495,7 +14495,7 @@
                 <w:szCs w:val="22"/>
                 <w:color w:val="000000"/>
               </w:rPr>
-              <w:t xml:space="preserve">0.004</w:t>
+              <w:t xml:space="preserve">0.121</w:t>
             </w:r>
           </w:p>
         </w:tc>
@@ -14601,7 +14601,7 @@
                 <w:szCs w:val="22"/>
                 <w:color w:val="000000"/>
               </w:rPr>
-              <w:t xml:space="preserve">-0.18</w:t>
+              <w:t xml:space="preserve">-0.28</w:t>
             </w:r>
           </w:p>
         </w:tc>
@@ -14654,7 +14654,7 @@
                 <w:szCs w:val="22"/>
                 <w:color w:val="000000"/>
               </w:rPr>
-              <w:t xml:space="preserve">-0.34, -0.03</w:t>
+              <w:t xml:space="preserve">-0.49, -0.07</w:t>
             </w:r>
           </w:p>
         </w:tc>
@@ -14707,7 +14707,7 @@
                 <w:szCs w:val="22"/>
                 <w:color w:val="000000"/>
               </w:rPr>
-              <w:t xml:space="preserve">0.024</w:t>
+              <w:t xml:space="preserve">0.009</w:t>
             </w:r>
           </w:p>
         </w:tc>
